--- a/Jurnal JIKOM ASEP RIDWAN.docx
+++ b/Jurnal JIKOM ASEP RIDWAN.docx
@@ -1,6 +1,6 @@
 
 <file path=word/document.xml><?xml version="1.0" encoding="utf-8"?>
-<w:document xmlns:wpc="http://schemas.microsoft.com/office/word/2010/wordprocessingCanvas" xmlns:cx="http://schemas.microsoft.com/office/drawing/2014/chartex" xmlns:cx1="http://schemas.microsoft.com/office/drawing/2015/9/8/chartex" xmlns:cx2="http://schemas.microsoft.com/office/drawing/2015/10/21/chartex" xmlns:cx3="http://schemas.microsoft.com/office/drawing/2016/5/9/chartex" xmlns:cx4="http://schemas.microsoft.com/office/drawing/2016/5/10/chartex" xmlns:cx5="http://schemas.microsoft.com/office/drawing/2016/5/11/chartex" xmlns:cx6="http://schemas.microsoft.com/office/drawing/2016/5/12/chartex" xmlns:cx7="http://schemas.microsoft.com/office/drawing/2016/5/13/chartex" xmlns:cx8="http://schemas.microsoft.com/office/drawing/2016/5/14/chartex" xmlns:mc="http://schemas.openxmlformats.org/markup-compatibility/2006" xmlns:aink="http://schemas.microsoft.com/office/drawing/2016/ink" xmlns:am3d="http://schemas.microsoft.com/office/drawing/2017/model3d" xmlns:o="urn:schemas-microsoft-com:office:office" xmlns:r="http://schemas.openxmlformats.org/officeDocument/2006/relationships" xmlns:m="http://schemas.openxmlformats.org/officeDocument/2006/math" xmlns:v="urn:schemas-microsoft-com:vml" xmlns:wp14="http://schemas.microsoft.com/office/word/2010/wordprocessingDrawing" xmlns:wp="http://schemas.openxmlformats.org/drawingml/2006/wordprocessingDrawing" xmlns:w10="urn:schemas-microsoft-com:office:word" xmlns:w="http://schemas.openxmlformats.org/wordprocessingml/2006/main" xmlns:w14="http://schemas.microsoft.com/office/word/2010/wordml" xmlns:w15="http://schemas.microsoft.com/office/word/2012/wordml" xmlns:w16cex="http://schemas.microsoft.com/office/word/2018/wordml/cex" xmlns:w16cid="http://schemas.microsoft.com/office/word/2016/wordml/cid" xmlns:w16="http://schemas.microsoft.com/office/word/2018/wordml" xmlns:w16sdtdh="http://schemas.microsoft.com/office/word/2020/wordml/sdtdatahash" xmlns:w16se="http://schemas.microsoft.com/office/word/2015/wordml/symex" xmlns:wpg="http://schemas.microsoft.com/office/word/2010/wordprocessingGroup" xmlns:wpi="http://schemas.microsoft.com/office/word/2010/wordprocessingInk" xmlns:wne="http://schemas.microsoft.com/office/word/2006/wordml" xmlns:wps="http://schemas.microsoft.com/office/word/2010/wordprocessingShape" mc:Ignorable="w14 w15 w16se w16cid w16 w16cex w16sdtdh wp14">
+<w:document xmlns:wpc="http://schemas.microsoft.com/office/word/2010/wordprocessingCanvas" xmlns:cx="http://schemas.microsoft.com/office/drawing/2014/chartex" xmlns:cx1="http://schemas.microsoft.com/office/drawing/2015/9/8/chartex" xmlns:cx2="http://schemas.microsoft.com/office/drawing/2015/10/21/chartex" xmlns:cx3="http://schemas.microsoft.com/office/drawing/2016/5/9/chartex" xmlns:cx4="http://schemas.microsoft.com/office/drawing/2016/5/10/chartex" xmlns:cx5="http://schemas.microsoft.com/office/drawing/2016/5/11/chartex" xmlns:cx6="http://schemas.microsoft.com/office/drawing/2016/5/12/chartex" xmlns:cx7="http://schemas.microsoft.com/office/drawing/2016/5/13/chartex" xmlns:cx8="http://schemas.microsoft.com/office/drawing/2016/5/14/chartex" xmlns:mc="http://schemas.openxmlformats.org/markup-compatibility/2006" xmlns:aink="http://schemas.microsoft.com/office/drawing/2016/ink" xmlns:am3d="http://schemas.microsoft.com/office/drawing/2017/model3d" xmlns:o="urn:schemas-microsoft-com:office:office" xmlns:oel="http://schemas.microsoft.com/office/2019/extlst" xmlns:r="http://schemas.openxmlformats.org/officeDocument/2006/relationships" xmlns:m="http://schemas.openxmlformats.org/officeDocument/2006/math" xmlns:v="urn:schemas-microsoft-com:vml" xmlns:wp14="http://schemas.microsoft.com/office/word/2010/wordprocessingDrawing" xmlns:wp="http://schemas.openxmlformats.org/drawingml/2006/wordprocessingDrawing" xmlns:w10="urn:schemas-microsoft-com:office:word" xmlns:w="http://schemas.openxmlformats.org/wordprocessingml/2006/main" xmlns:w14="http://schemas.microsoft.com/office/word/2010/wordml" xmlns:w15="http://schemas.microsoft.com/office/word/2012/wordml" xmlns:w16cex="http://schemas.microsoft.com/office/word/2018/wordml/cex" xmlns:w16cid="http://schemas.microsoft.com/office/word/2016/wordml/cid" xmlns:w16="http://schemas.microsoft.com/office/word/2018/wordml" xmlns:w16du="http://schemas.microsoft.com/office/word/2023/wordml/word16du" xmlns:w16sdtdh="http://schemas.microsoft.com/office/word/2020/wordml/sdtdatahash" xmlns:w16sdtfl="http://schemas.microsoft.com/office/word/2024/wordml/sdtformatlock" xmlns:w16se="http://schemas.microsoft.com/office/word/2015/wordml/symex" xmlns:wpg="http://schemas.microsoft.com/office/word/2010/wordprocessingGroup" xmlns:wpi="http://schemas.microsoft.com/office/word/2010/wordprocessingInk" xmlns:wne="http://schemas.microsoft.com/office/word/2006/wordml" xmlns:wps="http://schemas.microsoft.com/office/word/2010/wordprocessingShape" mc:Ignorable="w14 w15 w16se w16cid w16 w16cex w16sdtdh w16sdtfl w16du wp14">
   <w:body>
     <w:p>
       <w:pPr>
@@ -55,13 +55,8 @@
       </w:r>
       <w:proofErr w:type="spellEnd"/>
       <w:r>
-        <w:t xml:space="preserve"> </w:t>
-      </w:r>
-      <w:proofErr w:type="spellStart"/>
-      <w:r>
-        <w:t>Metode</w:t>
-      </w:r>
-      <w:proofErr w:type="spellEnd"/>
+        <w:t xml:space="preserve"> Metode</w:t>
+      </w:r>
       <w:r>
         <w:rPr>
           <w:i/>
@@ -455,6 +450,14 @@
           <w:szCs w:val="18"/>
           <w:vertAlign w:val="superscript"/>
         </w:rPr>
+      </w:r>
+      <w:r>
+        <w:rPr>
+          <w:bCs/>
+          <w:sz w:val="18"/>
+          <w:szCs w:val="18"/>
+          <w:vertAlign w:val="superscript"/>
+        </w:rPr>
         <w:fldChar w:fldCharType="separate"/>
       </w:r>
       <w:r>
@@ -550,6 +553,15 @@
           <w:lang w:val="en-US"/>
         </w:rPr>
         <w:instrText xml:space="preserve">" </w:instrText>
+      </w:r>
+      <w:r>
+        <w:rPr>
+          <w:bCs/>
+          <w:sz w:val="18"/>
+          <w:szCs w:val="18"/>
+          <w:vertAlign w:val="superscript"/>
+          <w:lang w:val="en-US"/>
+        </w:rPr>
       </w:r>
       <w:r>
         <w:rPr>
@@ -696,7 +708,7 @@
           <w:sz w:val="20"/>
           <w:szCs w:val="20"/>
         </w:rPr>
-        <w:t>This study aims to analyze the thematic structure of the Indonesian translation of the Quran using the Correlated Topic Model (CTM) and BERTopic methods. The research stages include text preprocessing, evaluation of preprocessing variations, model parameter optimization, topic modeling, and analysis of the results. The preprocessing process is carried out through case folding, tokenization, stopword removal, and stemming. The evaluation results show that the advanced preprocessed method provides the best balance with a vocabulary reduction of 83.75% and meaning preservation of 73.20%. In CTM modeling, optimization of the number of topics shows that the optimal value is at K = 14 based on a combination of log-likelihood, topic diversity, and composite score metrics. The CTM model is able to produce representative topics with low inter-topic correlation, although the internal coherence value is still at a moderate level. Meanwhile, in BERTopic, the optimal parameter is obtained at min_topic_size = 25 with a coherence value of 0.5735 (C_v &gt; 0.5), which is quite good. The positive NPMI value = 0.0530 indicates that there is a statistically significant association between words in the topic. The UMass value = -5.3257, which is the best value (closest to zero) compared to other configurations, indicates that the model has good probabilistic consistency towards document distribution. The results of combining topics between CTM and BERTopic using the Jaccard similarity approach show that there is a relationship between topics even with a relatively low to moderate level of similarity (0.08–0.25) so that the main thematic structure is obtained which includes several large categories such as faith, morals, eschatology, sharia, muamalah, natural phenomena, history, science, and psychological aspects</w:t>
+        <w:t>This study aims to analyze the thematic structure of the Indonesian translation of the Quran using the Correlated Topic Model (CTM) and BERTopic methods. The research stages include text preprocessing, evaluation of preprocessing variations, model parameter optimization, topic modeling, and analysis of the results. The preprocessing process is carried out through case folding, tokenization, stopword removal, and stemming. The evaluation results show that the advanced preprocessed method provides the best balance with a vocabulary reduction of 83.75% and meaning preservation of 73.20%. In CTM modeling, optimization of the number of topics shows that the optimal value is at K = 14 based on a combination of log-likelihood, topic diversity, and composite score metrics. The CTM model is able to produce representative topics with low inter-topic correlation, although the internal coherence value is still at a moderate level. Meanwhile, in BERTopic, the optimal parameter is obtained at min_topic_size = 25 with a coherence value of 0.5735 (C_v &gt; 0.5), which is quite good. The positive NPMI value = 0.0530 indicates that there is a statistically significant association between words in the topic. The UMass value = -5.3257, which is the best value (closest to zero) compared to other configurations, indicates that the model has good probabilistic consistency towards document distribution. The results of combining topics between CTM and BERTopic using the Jaccard similarity approach show that there is a relationship between topics even with a relatively low to moderate level of similarity (0.08–0.25)</w:t>
       </w:r>
       <w:r>
         <w:rPr>
@@ -857,15 +869,7 @@
           <w:sz w:val="22"/>
           <w:lang w:val="sv-SE"/>
         </w:rPr>
-        <w:t xml:space="preserve"> menunjukkan adanya keterkaitan antar topik </w:t>
-      </w:r>
-      <w:r>
-        <w:rPr>
-          <w:sz w:val="22"/>
-          <w:lang w:val="sv-SE"/>
-        </w:rPr>
-        <w:lastRenderedPageBreak/>
-        <w:t xml:space="preserve">meskipun dengan tingkat kemiripan yang relatif rendah hingga sedang (0,08–0,25) sehingga diperoleh struktur tematik utama yang mencakup beberapa kategori besar seperti aqidah, akhlak, eskatologi, syariah, muamalah, fenomena alam, sejarah, ilmu pengetahuan, dan aspek psikologis. </w:t>
+        <w:t xml:space="preserve"> menunjukkan adanya keterkaitan antar topik meskipun dengan tingkat kemiripan yang relatif rendah hingga sedang (0,08–0,25). </w:t>
       </w:r>
     </w:p>
     <w:p>
@@ -895,6 +899,7 @@
           <w:i w:val="0"/>
           <w:lang w:val="id-ID"/>
         </w:rPr>
+        <w:lastRenderedPageBreak/>
         <w:t>K</w:t>
       </w:r>
       <w:r>
@@ -1208,15 +1213,7 @@
           <w:szCs w:val="24"/>
           <w:lang w:val="sv-SE"/>
         </w:rPr>
-        <w:t xml:space="preserve">Salah satu peneletian pada terjemah Al-Qur’an yaitu diantaranya “Pengelompokan Terjemah Al-Quran Departemen Agama menggunakan Metode Fuzzy </w:t>
-      </w:r>
-      <w:r>
-        <w:rPr>
-          <w:szCs w:val="24"/>
-          <w:lang w:val="sv-SE"/>
-        </w:rPr>
-        <w:lastRenderedPageBreak/>
-        <w:t>C-Means”, Hasil</w:t>
+        <w:t>Salah satu peneletian pada terjemah Al-Qur’an yaitu diantaranya “Pengelompokan Terjemah Al-Quran Departemen Agama menggunakan Metode Fuzzy C-Means”, Hasil</w:t>
       </w:r>
       <w:r>
         <w:rPr>
@@ -1246,7 +1243,15 @@
           <w:szCs w:val="24"/>
           <w:lang w:val="sv-SE"/>
         </w:rPr>
-        <w:t xml:space="preserve"> terbaik dengan parameter tertentu dan algoritma ini secara umum mampu menemukan kelompok ayat yang serupa makna. Namun, karakteristik dimensi fitur tinggi dan kemiripan antar terjemah yang sedikit membuat kinerja FCM kurang optimal</w:t>
+        <w:t xml:space="preserve"> terbaik dengan parameter tertentu dan algoritma ini secara umum mampu menemukan kelompok </w:t>
+      </w:r>
+      <w:r>
+        <w:rPr>
+          <w:szCs w:val="24"/>
+          <w:lang w:val="sv-SE"/>
+        </w:rPr>
+        <w:lastRenderedPageBreak/>
+        <w:t>ayat yang serupa makna. Namun, karakteristik dimensi fitur tinggi dan kemiripan antar terjemah yang sedikit membuat kinerja FCM kurang optimal</w:t>
       </w:r>
       <w:r>
         <w:rPr>
@@ -1314,19 +1319,11 @@
       <w:r>
         <w:t xml:space="preserve"> </w:t>
       </w:r>
-      <w:proofErr w:type="spellStart"/>
       <w:r>
         <w:rPr>
           <w:lang w:val="en-US"/>
         </w:rPr>
-        <w:t>Jenis</w:t>
-      </w:r>
-      <w:proofErr w:type="spellEnd"/>
-      <w:r>
-        <w:rPr>
-          <w:lang w:val="en-US"/>
-        </w:rPr>
-        <w:t xml:space="preserve"> dan </w:t>
+        <w:t xml:space="preserve">Jenis dan </w:t>
       </w:r>
       <w:proofErr w:type="spellStart"/>
       <w:r>
@@ -2514,19 +2511,11 @@
           <w:lang w:val="en-US"/>
         </w:rPr>
       </w:pPr>
-      <w:proofErr w:type="spellStart"/>
       <w:r>
         <w:rPr>
           <w:lang w:val="en-US"/>
         </w:rPr>
-        <w:t>Metode</w:t>
-      </w:r>
-      <w:proofErr w:type="spellEnd"/>
-      <w:r>
-        <w:rPr>
-          <w:lang w:val="en-US"/>
-        </w:rPr>
-        <w:t xml:space="preserve"> </w:t>
+        <w:t xml:space="preserve">Metode </w:t>
       </w:r>
       <w:proofErr w:type="spellStart"/>
       <w:r>
@@ -8468,7 +8457,7 @@
       <w:pPr>
         <w:pStyle w:val="Heading2"/>
         <w:rPr>
-          <w:lang w:val="sv-SE"/>
+          <w:lang w:val="en-US"/>
         </w:rPr>
       </w:pPr>
       <w:bookmarkStart w:id="25" w:name="_Toc229814940"/>
@@ -8476,25 +8465,27 @@
         <w:rPr>
           <w:i/>
           <w:iCs/>
-          <w:lang w:val="sv-SE"/>
+          <w:lang w:val="en-US"/>
         </w:rPr>
         <w:t>Training</w:t>
       </w:r>
       <w:r>
         <w:rPr>
-          <w:lang w:val="sv-SE"/>
+          <w:lang w:val="en-US"/>
         </w:rPr>
         <w:t xml:space="preserve">  dan </w:t>
       </w:r>
-      <w:r>
-        <w:rPr>
-          <w:lang w:val="sv-SE"/>
+      <w:proofErr w:type="spellStart"/>
+      <w:r>
+        <w:rPr>
+          <w:lang w:val="en-US"/>
         </w:rPr>
         <w:t>Analisis</w:t>
       </w:r>
-      <w:r>
-        <w:rPr>
-          <w:lang w:val="sv-SE"/>
+      <w:proofErr w:type="spellEnd"/>
+      <w:r>
+        <w:rPr>
+          <w:lang w:val="en-US"/>
         </w:rPr>
         <w:t xml:space="preserve"> Hasil Pemodelan CTM</w:t>
       </w:r>
@@ -9419,33 +9410,7 @@
                 <w:szCs w:val="18"/>
                 <w:lang w:val="en-US"/>
               </w:rPr>
-              <w:t xml:space="preserve"> </w:t>
-            </w:r>
-            <w:proofErr w:type="spellStart"/>
-            <w:r>
-              <w:rPr>
-                <w:rFonts w:eastAsia="Times New Roman"/>
-                <w:b/>
-                <w:bCs/>
-                <w:color w:val="000000"/>
-                <w:sz w:val="18"/>
-                <w:szCs w:val="18"/>
-                <w:lang w:val="en-US"/>
-              </w:rPr>
-              <w:t>Ke</w:t>
-            </w:r>
-            <w:proofErr w:type="spellEnd"/>
-            <w:r>
-              <w:rPr>
-                <w:rFonts w:eastAsia="Times New Roman"/>
-                <w:b/>
-                <w:bCs/>
-                <w:color w:val="000000"/>
-                <w:sz w:val="18"/>
-                <w:szCs w:val="18"/>
-                <w:lang w:val="en-US"/>
-              </w:rPr>
-              <w:t>-</w:t>
+              <w:t xml:space="preserve"> Ke-</w:t>
             </w:r>
           </w:p>
         </w:tc>
@@ -15002,7 +14967,7 @@
           <w:szCs w:val="24"/>
         </w:rPr>
         <w:drawing>
-          <wp:inline distT="0" distB="0" distL="0" distR="0" wp14:anchorId="10456EAD" wp14:editId="0F2E55D4">
+          <wp:inline distT="0" distB="0" distL="0" distR="0" wp14:anchorId="10456EAD" wp14:editId="0AEFE29A">
             <wp:extent cx="3767328" cy="1966734"/>
             <wp:effectExtent l="0" t="0" r="5080" b="0"/>
             <wp:docPr id="13019695" name="Picture 1"/>
@@ -15157,7 +15122,6 @@
           <w:color w:val="auto"/>
           <w:sz w:val="20"/>
           <w:szCs w:val="20"/>
-          <w:lang w:val="en-US"/>
         </w:rPr>
         <w:t>B</w:t>
       </w:r>
@@ -15257,7 +15221,6 @@
         <w:rPr>
           <w:rFonts w:asciiTheme="majorBidi" w:hAnsiTheme="majorBidi" w:cstheme="majorBidi"/>
           <w:szCs w:val="24"/>
-          <w:lang w:val="sv-SE"/>
         </w:rPr>
         <w:t>menunjukkan CTM sudah mampu menangkap hubungan antar topik, tetapi kualitas koherensi internal topik masih berada pada tingkat sedang hingga rendah</w:t>
       </w:r>
@@ -15265,7 +15228,6 @@
         <w:rPr>
           <w:rFonts w:asciiTheme="majorBidi" w:hAnsiTheme="majorBidi" w:cstheme="majorBidi"/>
           <w:szCs w:val="24"/>
-          <w:lang w:val="sv-SE"/>
         </w:rPr>
         <w:t xml:space="preserve"> dan mampu menghasilkan topik yang representatif meski dengan korelasi antar topik yang belum benar-benar optimal  (berdasarkan nilai Cv = 0.517, NPMI= -0.226, Umass = -5.0661, UCI = -2.1370 dan </w:t>
       </w:r>
@@ -15275,7 +15237,6 @@
           <w:i/>
           <w:iCs/>
           <w:szCs w:val="24"/>
-          <w:lang w:val="sv-SE"/>
         </w:rPr>
         <w:t>Perplexity</w:t>
       </w:r>
@@ -15283,7 +15244,6 @@
         <w:rPr>
           <w:rFonts w:asciiTheme="majorBidi" w:hAnsiTheme="majorBidi" w:cstheme="majorBidi"/>
           <w:szCs w:val="24"/>
-          <w:lang w:val="sv-SE"/>
         </w:rPr>
         <w:t xml:space="preserve"> 1720.28).</w:t>
       </w:r>
@@ -15291,9 +15251,16 @@
         <w:rPr>
           <w:rFonts w:asciiTheme="majorBidi" w:hAnsiTheme="majorBidi" w:cstheme="majorBidi"/>
           <w:szCs w:val="24"/>
-          <w:lang w:val="sv-SE"/>
-        </w:rPr>
-        <w:t xml:space="preserve"> Dengan kata lain, model cenderung baik dalam memodelkan relasi antar topik, namun belum optimal dalam menghasilkan topik yang benar-benar solid secara semantik</w:t>
+        </w:rPr>
+        <w:t xml:space="preserve"> </w:t>
+      </w:r>
+      <w:r>
+        <w:rPr>
+          <w:rFonts w:asciiTheme="majorBidi" w:hAnsiTheme="majorBidi" w:cstheme="majorBidi"/>
+          <w:szCs w:val="24"/>
+          <w:lang w:val="sv-SE"/>
+        </w:rPr>
+        <w:t>Dengan kata lain, model cenderung baik dalam memodelkan relasi antar topik, namun belum optimal dalam menghasilkan topik yang benar-benar solid secara semantik</w:t>
       </w:r>
       <w:r>
         <w:rPr>
@@ -15311,7 +15278,6 @@
         <w:rPr>
           <w:rFonts w:asciiTheme="majorBidi" w:hAnsiTheme="majorBidi" w:cstheme="majorBidi"/>
           <w:szCs w:val="24"/>
-          <w:lang w:val="sv-SE"/>
         </w:rPr>
       </w:pPr>
       <w:r>
@@ -15325,7 +15291,6 @@
         <w:rPr>
           <w:rFonts w:asciiTheme="majorBidi" w:hAnsiTheme="majorBidi" w:cstheme="majorBidi"/>
           <w:szCs w:val="24"/>
-          <w:lang w:val="sv-SE"/>
         </w:rPr>
         <w:t xml:space="preserve">mampu menghasilkan topik dengan koherensi semantik yang cukup baik dengan nilai 0.5735  (C_v &gt; 0,5), Nilai NPMI = 0.0530 yang bernilai positif menunjukkan bahwa terdapat asosiasi statistik yang bermakna antar kata dalam topik. Nilai UMass = -5.3257, yang merupakan nilai terbaik (paling mendekati nol) </w:t>
       </w:r>
@@ -15333,7 +15298,6 @@
         <w:rPr>
           <w:rFonts w:asciiTheme="majorBidi" w:hAnsiTheme="majorBidi" w:cstheme="majorBidi"/>
           <w:szCs w:val="24"/>
-          <w:lang w:val="sv-SE"/>
         </w:rPr>
         <w:lastRenderedPageBreak/>
         <w:t>dibandingkan konfigurasi lainnya, menunjukkan bahwa model memiliki konsistensi probabilistik yang baik terhadap distribusi dokumen.</w:t>
@@ -15366,17 +15330,8 @@
         <w:rPr>
           <w:rFonts w:asciiTheme="majorBidi" w:hAnsiTheme="majorBidi" w:cstheme="majorBidi"/>
           <w:szCs w:val="24"/>
-          <w:lang w:val="sv-SE"/>
-        </w:rPr>
-        <w:t>m</w:t>
-      </w:r>
-      <w:r>
-        <w:rPr>
-          <w:rFonts w:asciiTheme="majorBidi" w:hAnsiTheme="majorBidi" w:cstheme="majorBidi"/>
-          <w:szCs w:val="24"/>
-          <w:lang w:val="sv-SE"/>
-        </w:rPr>
-        <w:t xml:space="preserve">enghasilkan </w:t>
+        </w:rPr>
+        <w:t xml:space="preserve">menghasilkan </w:t>
       </w:r>
       <w:r>
         <w:rPr>
@@ -16179,7 +16134,7 @@
 </file>
 
 <file path=word/endnotes.xml><?xml version="1.0" encoding="utf-8"?>
-<w:endnotes xmlns:wpc="http://schemas.microsoft.com/office/word/2010/wordprocessingCanvas" xmlns:cx="http://schemas.microsoft.com/office/drawing/2014/chartex" xmlns:cx1="http://schemas.microsoft.com/office/drawing/2015/9/8/chartex" xmlns:cx2="http://schemas.microsoft.com/office/drawing/2015/10/21/chartex" xmlns:cx3="http://schemas.microsoft.com/office/drawing/2016/5/9/chartex" xmlns:cx4="http://schemas.microsoft.com/office/drawing/2016/5/10/chartex" xmlns:cx5="http://schemas.microsoft.com/office/drawing/2016/5/11/chartex" xmlns:cx6="http://schemas.microsoft.com/office/drawing/2016/5/12/chartex" xmlns:cx7="http://schemas.microsoft.com/office/drawing/2016/5/13/chartex" xmlns:cx8="http://schemas.microsoft.com/office/drawing/2016/5/14/chartex" xmlns:mc="http://schemas.openxmlformats.org/markup-compatibility/2006" xmlns:aink="http://schemas.microsoft.com/office/drawing/2016/ink" xmlns:am3d="http://schemas.microsoft.com/office/drawing/2017/model3d" xmlns:o="urn:schemas-microsoft-com:office:office" xmlns:r="http://schemas.openxmlformats.org/officeDocument/2006/relationships" xmlns:m="http://schemas.openxmlformats.org/officeDocument/2006/math" xmlns:v="urn:schemas-microsoft-com:vml" xmlns:wp14="http://schemas.microsoft.com/office/word/2010/wordprocessingDrawing" xmlns:wp="http://schemas.openxmlformats.org/drawingml/2006/wordprocessingDrawing" xmlns:w10="urn:schemas-microsoft-com:office:word" xmlns:w="http://schemas.openxmlformats.org/wordprocessingml/2006/main" xmlns:w14="http://schemas.microsoft.com/office/word/2010/wordml" xmlns:w15="http://schemas.microsoft.com/office/word/2012/wordml" xmlns:w16cex="http://schemas.microsoft.com/office/word/2018/wordml/cex" xmlns:w16cid="http://schemas.microsoft.com/office/word/2016/wordml/cid" xmlns:w16="http://schemas.microsoft.com/office/word/2018/wordml" xmlns:w16sdtdh="http://schemas.microsoft.com/office/word/2020/wordml/sdtdatahash" xmlns:w16se="http://schemas.microsoft.com/office/word/2015/wordml/symex" xmlns:wpg="http://schemas.microsoft.com/office/word/2010/wordprocessingGroup" xmlns:wpi="http://schemas.microsoft.com/office/word/2010/wordprocessingInk" xmlns:wne="http://schemas.microsoft.com/office/word/2006/wordml" xmlns:wps="http://schemas.microsoft.com/office/word/2010/wordprocessingShape" mc:Ignorable="w14 w15 w16se w16cid w16 w16cex w16sdtdh wp14">
+<w:endnotes xmlns:wpc="http://schemas.microsoft.com/office/word/2010/wordprocessingCanvas" xmlns:cx="http://schemas.microsoft.com/office/drawing/2014/chartex" xmlns:cx1="http://schemas.microsoft.com/office/drawing/2015/9/8/chartex" xmlns:cx2="http://schemas.microsoft.com/office/drawing/2015/10/21/chartex" xmlns:cx3="http://schemas.microsoft.com/office/drawing/2016/5/9/chartex" xmlns:cx4="http://schemas.microsoft.com/office/drawing/2016/5/10/chartex" xmlns:cx5="http://schemas.microsoft.com/office/drawing/2016/5/11/chartex" xmlns:cx6="http://schemas.microsoft.com/office/drawing/2016/5/12/chartex" xmlns:cx7="http://schemas.microsoft.com/office/drawing/2016/5/13/chartex" xmlns:cx8="http://schemas.microsoft.com/office/drawing/2016/5/14/chartex" xmlns:mc="http://schemas.openxmlformats.org/markup-compatibility/2006" xmlns:aink="http://schemas.microsoft.com/office/drawing/2016/ink" xmlns:am3d="http://schemas.microsoft.com/office/drawing/2017/model3d" xmlns:o="urn:schemas-microsoft-com:office:office" xmlns:oel="http://schemas.microsoft.com/office/2019/extlst" xmlns:r="http://schemas.openxmlformats.org/officeDocument/2006/relationships" xmlns:m="http://schemas.openxmlformats.org/officeDocument/2006/math" xmlns:v="urn:schemas-microsoft-com:vml" xmlns:wp14="http://schemas.microsoft.com/office/word/2010/wordprocessingDrawing" xmlns:wp="http://schemas.openxmlformats.org/drawingml/2006/wordprocessingDrawing" xmlns:w10="urn:schemas-microsoft-com:office:word" xmlns:w="http://schemas.openxmlformats.org/wordprocessingml/2006/main" xmlns:w14="http://schemas.microsoft.com/office/word/2010/wordml" xmlns:w15="http://schemas.microsoft.com/office/word/2012/wordml" xmlns:w16cex="http://schemas.microsoft.com/office/word/2018/wordml/cex" xmlns:w16cid="http://schemas.microsoft.com/office/word/2016/wordml/cid" xmlns:w16="http://schemas.microsoft.com/office/word/2018/wordml" xmlns:w16du="http://schemas.microsoft.com/office/word/2023/wordml/word16du" xmlns:w16sdtdh="http://schemas.microsoft.com/office/word/2020/wordml/sdtdatahash" xmlns:w16sdtfl="http://schemas.microsoft.com/office/word/2024/wordml/sdtformatlock" xmlns:w16se="http://schemas.microsoft.com/office/word/2015/wordml/symex" xmlns:wpg="http://schemas.microsoft.com/office/word/2010/wordprocessingGroup" xmlns:wpi="http://schemas.microsoft.com/office/word/2010/wordprocessingInk" xmlns:wne="http://schemas.microsoft.com/office/word/2006/wordml" xmlns:wps="http://schemas.microsoft.com/office/word/2010/wordprocessingShape" mc:Ignorable="w14 w15 w16se w16cid w16 w16cex w16sdtdh w16sdtfl w16du wp14">
   <w:endnote w:type="separator" w:id="-1">
     <w:p>
       <w:pPr>
@@ -16204,7 +16159,7 @@
 </file>
 
 <file path=word/footer1.xml><?xml version="1.0" encoding="utf-8"?>
-<w:ftr xmlns:wpc="http://schemas.microsoft.com/office/word/2010/wordprocessingCanvas" xmlns:cx="http://schemas.microsoft.com/office/drawing/2014/chartex" xmlns:cx1="http://schemas.microsoft.com/office/drawing/2015/9/8/chartex" xmlns:cx2="http://schemas.microsoft.com/office/drawing/2015/10/21/chartex" xmlns:cx3="http://schemas.microsoft.com/office/drawing/2016/5/9/chartex" xmlns:cx4="http://schemas.microsoft.com/office/drawing/2016/5/10/chartex" xmlns:cx5="http://schemas.microsoft.com/office/drawing/2016/5/11/chartex" xmlns:cx6="http://schemas.microsoft.com/office/drawing/2016/5/12/chartex" xmlns:cx7="http://schemas.microsoft.com/office/drawing/2016/5/13/chartex" xmlns:cx8="http://schemas.microsoft.com/office/drawing/2016/5/14/chartex" xmlns:mc="http://schemas.openxmlformats.org/markup-compatibility/2006" xmlns:aink="http://schemas.microsoft.com/office/drawing/2016/ink" xmlns:am3d="http://schemas.microsoft.com/office/drawing/2017/model3d" xmlns:o="urn:schemas-microsoft-com:office:office" xmlns:r="http://schemas.openxmlformats.org/officeDocument/2006/relationships" xmlns:m="http://schemas.openxmlformats.org/officeDocument/2006/math" xmlns:v="urn:schemas-microsoft-com:vml" xmlns:wp14="http://schemas.microsoft.com/office/word/2010/wordprocessingDrawing" xmlns:wp="http://schemas.openxmlformats.org/drawingml/2006/wordprocessingDrawing" xmlns:w10="urn:schemas-microsoft-com:office:word" xmlns:w="http://schemas.openxmlformats.org/wordprocessingml/2006/main" xmlns:w14="http://schemas.microsoft.com/office/word/2010/wordml" xmlns:w15="http://schemas.microsoft.com/office/word/2012/wordml" xmlns:w16cex="http://schemas.microsoft.com/office/word/2018/wordml/cex" xmlns:w16cid="http://schemas.microsoft.com/office/word/2016/wordml/cid" xmlns:w16="http://schemas.microsoft.com/office/word/2018/wordml" xmlns:w16sdtdh="http://schemas.microsoft.com/office/word/2020/wordml/sdtdatahash" xmlns:w16se="http://schemas.microsoft.com/office/word/2015/wordml/symex" xmlns:wpg="http://schemas.microsoft.com/office/word/2010/wordprocessingGroup" xmlns:wpi="http://schemas.microsoft.com/office/word/2010/wordprocessingInk" xmlns:wne="http://schemas.microsoft.com/office/word/2006/wordml" xmlns:wps="http://schemas.microsoft.com/office/word/2010/wordprocessingShape" mc:Ignorable="w14 w15 w16se w16cid w16 w16cex w16sdtdh wp14">
+<w:ftr xmlns:wpc="http://schemas.microsoft.com/office/word/2010/wordprocessingCanvas" xmlns:cx="http://schemas.microsoft.com/office/drawing/2014/chartex" xmlns:cx1="http://schemas.microsoft.com/office/drawing/2015/9/8/chartex" xmlns:cx2="http://schemas.microsoft.com/office/drawing/2015/10/21/chartex" xmlns:cx3="http://schemas.microsoft.com/office/drawing/2016/5/9/chartex" xmlns:cx4="http://schemas.microsoft.com/office/drawing/2016/5/10/chartex" xmlns:cx5="http://schemas.microsoft.com/office/drawing/2016/5/11/chartex" xmlns:cx6="http://schemas.microsoft.com/office/drawing/2016/5/12/chartex" xmlns:cx7="http://schemas.microsoft.com/office/drawing/2016/5/13/chartex" xmlns:cx8="http://schemas.microsoft.com/office/drawing/2016/5/14/chartex" xmlns:mc="http://schemas.openxmlformats.org/markup-compatibility/2006" xmlns:aink="http://schemas.microsoft.com/office/drawing/2016/ink" xmlns:am3d="http://schemas.microsoft.com/office/drawing/2017/model3d" xmlns:o="urn:schemas-microsoft-com:office:office" xmlns:oel="http://schemas.microsoft.com/office/2019/extlst" xmlns:r="http://schemas.openxmlformats.org/officeDocument/2006/relationships" xmlns:m="http://schemas.openxmlformats.org/officeDocument/2006/math" xmlns:v="urn:schemas-microsoft-com:vml" xmlns:wp14="http://schemas.microsoft.com/office/word/2010/wordprocessingDrawing" xmlns:wp="http://schemas.openxmlformats.org/drawingml/2006/wordprocessingDrawing" xmlns:w10="urn:schemas-microsoft-com:office:word" xmlns:w="http://schemas.openxmlformats.org/wordprocessingml/2006/main" xmlns:w14="http://schemas.microsoft.com/office/word/2010/wordml" xmlns:w15="http://schemas.microsoft.com/office/word/2012/wordml" xmlns:w16cex="http://schemas.microsoft.com/office/word/2018/wordml/cex" xmlns:w16cid="http://schemas.microsoft.com/office/word/2016/wordml/cid" xmlns:w16="http://schemas.microsoft.com/office/word/2018/wordml" xmlns:w16du="http://schemas.microsoft.com/office/word/2023/wordml/word16du" xmlns:w16sdtdh="http://schemas.microsoft.com/office/word/2020/wordml/sdtdatahash" xmlns:w16sdtfl="http://schemas.microsoft.com/office/word/2024/wordml/sdtformatlock" xmlns:w16se="http://schemas.microsoft.com/office/word/2015/wordml/symex" xmlns:wpg="http://schemas.microsoft.com/office/word/2010/wordprocessingGroup" xmlns:wpi="http://schemas.microsoft.com/office/word/2010/wordprocessingInk" xmlns:wne="http://schemas.microsoft.com/office/word/2006/wordml" xmlns:wps="http://schemas.microsoft.com/office/word/2010/wordprocessingShape" mc:Ignorable="w14 w15 w16se w16cid w16 w16cex w16sdtdh w16sdtfl w16du wp14">
   <w:p>
     <w:pPr>
       <w:pBdr>
@@ -16300,7 +16255,7 @@
               <v:stroke joinstyle="miter"/>
               <v:path gradientshapeok="t" o:connecttype="rect"/>
             </v:shapetype>
-            <v:shape id="Text Box 3" o:spid="_x0000_s1026" type="#_x0000_t202" style="position:absolute;left:0;text-align:left;margin-left:0;margin-top:0;width:5.45pt;height:13.8pt;z-index:251661824;visibility:visible;mso-wrap-style:none;mso-width-percent:0;mso-height-percent:0;mso-wrap-distance-left:9pt;mso-wrap-distance-top:0;mso-wrap-distance-right:9pt;mso-wrap-distance-bottom:0;mso-position-horizontal:center;mso-position-horizontal-relative:margin;mso-position-vertical:absolute;mso-position-vertical-relative:text;mso-width-percent:0;mso-height-percent:0;mso-width-relative:page;mso-height-relative:page;v-text-anchor:top" o:gfxdata="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" filled="f" stroked="f" strokeweight=".5pt">
+            <v:shape id="Text Box 3" o:spid="_x0000_s1026" type="#_x0000_t202" style="position:absolute;left:0;text-align:left;margin-left:0;margin-top:0;width:5.45pt;height:13.8pt;z-index:251661824;visibility:visible;mso-wrap-style:none;mso-width-percent:0;mso-height-percent:0;mso-wrap-distance-left:9pt;mso-wrap-distance-top:0;mso-wrap-distance-right:9pt;mso-wrap-distance-bottom:0;mso-position-horizontal:center;mso-position-horizontal-relative:margin;mso-position-vertical:absolute;mso-position-vertical-relative:text;mso-width-percent:0;mso-height-percent:0;mso-width-relative:page;mso-height-relative:page;v-text-anchor:top" o:gfxdata="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" filled="f" stroked="f" strokeweight=".5pt">
               <v:textbox style="mso-fit-shape-to-text:t" inset="0,0,0,0">
                 <w:txbxContent>
                   <w:p>
@@ -16339,6 +16294,16 @@
         <w:lang w:val="en-US"/>
       </w:rPr>
       <w:instrText xml:space="preserve"> HYPERLINK "https://creativecommons.org/licenses/by-sa/4.0/" </w:instrText>
+    </w:r>
+    <w:r>
+      <w:rPr>
+        <w:b/>
+        <w:bCs/>
+        <w:sz w:val="18"/>
+        <w:szCs w:val="18"/>
+        <w:u w:val="single"/>
+        <w:lang w:val="en-US"/>
+      </w:rPr>
     </w:r>
     <w:r>
       <w:rPr>
@@ -16432,7 +16397,7 @@
 </file>
 
 <file path=word/footer2.xml><?xml version="1.0" encoding="utf-8"?>
-<w:ftr xmlns:wpc="http://schemas.microsoft.com/office/word/2010/wordprocessingCanvas" xmlns:cx="http://schemas.microsoft.com/office/drawing/2014/chartex" xmlns:cx1="http://schemas.microsoft.com/office/drawing/2015/9/8/chartex" xmlns:cx2="http://schemas.microsoft.com/office/drawing/2015/10/21/chartex" xmlns:cx3="http://schemas.microsoft.com/office/drawing/2016/5/9/chartex" xmlns:cx4="http://schemas.microsoft.com/office/drawing/2016/5/10/chartex" xmlns:cx5="http://schemas.microsoft.com/office/drawing/2016/5/11/chartex" xmlns:cx6="http://schemas.microsoft.com/office/drawing/2016/5/12/chartex" xmlns:cx7="http://schemas.microsoft.com/office/drawing/2016/5/13/chartex" xmlns:cx8="http://schemas.microsoft.com/office/drawing/2016/5/14/chartex" xmlns:mc="http://schemas.openxmlformats.org/markup-compatibility/2006" xmlns:aink="http://schemas.microsoft.com/office/drawing/2016/ink" xmlns:am3d="http://schemas.microsoft.com/office/drawing/2017/model3d" xmlns:o="urn:schemas-microsoft-com:office:office" xmlns:r="http://schemas.openxmlformats.org/officeDocument/2006/relationships" xmlns:m="http://schemas.openxmlformats.org/officeDocument/2006/math" xmlns:v="urn:schemas-microsoft-com:vml" xmlns:wp14="http://schemas.microsoft.com/office/word/2010/wordprocessingDrawing" xmlns:wp="http://schemas.openxmlformats.org/drawingml/2006/wordprocessingDrawing" xmlns:w10="urn:schemas-microsoft-com:office:word" xmlns:w="http://schemas.openxmlformats.org/wordprocessingml/2006/main" xmlns:w14="http://schemas.microsoft.com/office/word/2010/wordml" xmlns:w15="http://schemas.microsoft.com/office/word/2012/wordml" xmlns:w16cex="http://schemas.microsoft.com/office/word/2018/wordml/cex" xmlns:w16cid="http://schemas.microsoft.com/office/word/2016/wordml/cid" xmlns:w16="http://schemas.microsoft.com/office/word/2018/wordml" xmlns:w16sdtdh="http://schemas.microsoft.com/office/word/2020/wordml/sdtdatahash" xmlns:w16se="http://schemas.microsoft.com/office/word/2015/wordml/symex" xmlns:wpg="http://schemas.microsoft.com/office/word/2010/wordprocessingGroup" xmlns:wpi="http://schemas.microsoft.com/office/word/2010/wordprocessingInk" xmlns:wne="http://schemas.microsoft.com/office/word/2006/wordml" xmlns:wps="http://schemas.microsoft.com/office/word/2010/wordprocessingShape" mc:Ignorable="w14 w15 w16se w16cid w16 w16cex w16sdtdh wp14">
+<w:ftr xmlns:wpc="http://schemas.microsoft.com/office/word/2010/wordprocessingCanvas" xmlns:cx="http://schemas.microsoft.com/office/drawing/2014/chartex" xmlns:cx1="http://schemas.microsoft.com/office/drawing/2015/9/8/chartex" xmlns:cx2="http://schemas.microsoft.com/office/drawing/2015/10/21/chartex" xmlns:cx3="http://schemas.microsoft.com/office/drawing/2016/5/9/chartex" xmlns:cx4="http://schemas.microsoft.com/office/drawing/2016/5/10/chartex" xmlns:cx5="http://schemas.microsoft.com/office/drawing/2016/5/11/chartex" xmlns:cx6="http://schemas.microsoft.com/office/drawing/2016/5/12/chartex" xmlns:cx7="http://schemas.microsoft.com/office/drawing/2016/5/13/chartex" xmlns:cx8="http://schemas.microsoft.com/office/drawing/2016/5/14/chartex" xmlns:mc="http://schemas.openxmlformats.org/markup-compatibility/2006" xmlns:aink="http://schemas.microsoft.com/office/drawing/2016/ink" xmlns:am3d="http://schemas.microsoft.com/office/drawing/2017/model3d" xmlns:o="urn:schemas-microsoft-com:office:office" xmlns:oel="http://schemas.microsoft.com/office/2019/extlst" xmlns:r="http://schemas.openxmlformats.org/officeDocument/2006/relationships" xmlns:m="http://schemas.openxmlformats.org/officeDocument/2006/math" xmlns:v="urn:schemas-microsoft-com:vml" xmlns:wp14="http://schemas.microsoft.com/office/word/2010/wordprocessingDrawing" xmlns:wp="http://schemas.openxmlformats.org/drawingml/2006/wordprocessingDrawing" xmlns:w10="urn:schemas-microsoft-com:office:word" xmlns:w="http://schemas.openxmlformats.org/wordprocessingml/2006/main" xmlns:w14="http://schemas.microsoft.com/office/word/2010/wordml" xmlns:w15="http://schemas.microsoft.com/office/word/2012/wordml" xmlns:w16cex="http://schemas.microsoft.com/office/word/2018/wordml/cex" xmlns:w16cid="http://schemas.microsoft.com/office/word/2016/wordml/cid" xmlns:w16="http://schemas.microsoft.com/office/word/2018/wordml" xmlns:w16du="http://schemas.microsoft.com/office/word/2023/wordml/word16du" xmlns:w16sdtdh="http://schemas.microsoft.com/office/word/2020/wordml/sdtdatahash" xmlns:w16sdtfl="http://schemas.microsoft.com/office/word/2024/wordml/sdtformatlock" xmlns:w16se="http://schemas.microsoft.com/office/word/2015/wordml/symex" xmlns:wpg="http://schemas.microsoft.com/office/word/2010/wordprocessingGroup" xmlns:wpi="http://schemas.microsoft.com/office/word/2010/wordprocessingInk" xmlns:wne="http://schemas.microsoft.com/office/word/2006/wordml" xmlns:wps="http://schemas.microsoft.com/office/word/2010/wordprocessingShape" mc:Ignorable="w14 w15 w16se w16cid w16 w16cex w16sdtdh w16sdtfl w16du wp14">
   <w:p>
     <w:pPr>
       <w:pStyle w:val="Footer"/>
@@ -16481,7 +16446,7 @@
 </file>
 
 <file path=word/footer3.xml><?xml version="1.0" encoding="utf-8"?>
-<w:ftr xmlns:wpc="http://schemas.microsoft.com/office/word/2010/wordprocessingCanvas" xmlns:cx="http://schemas.microsoft.com/office/drawing/2014/chartex" xmlns:cx1="http://schemas.microsoft.com/office/drawing/2015/9/8/chartex" xmlns:cx2="http://schemas.microsoft.com/office/drawing/2015/10/21/chartex" xmlns:cx3="http://schemas.microsoft.com/office/drawing/2016/5/9/chartex" xmlns:cx4="http://schemas.microsoft.com/office/drawing/2016/5/10/chartex" xmlns:cx5="http://schemas.microsoft.com/office/drawing/2016/5/11/chartex" xmlns:cx6="http://schemas.microsoft.com/office/drawing/2016/5/12/chartex" xmlns:cx7="http://schemas.microsoft.com/office/drawing/2016/5/13/chartex" xmlns:cx8="http://schemas.microsoft.com/office/drawing/2016/5/14/chartex" xmlns:mc="http://schemas.openxmlformats.org/markup-compatibility/2006" xmlns:aink="http://schemas.microsoft.com/office/drawing/2016/ink" xmlns:am3d="http://schemas.microsoft.com/office/drawing/2017/model3d" xmlns:o="urn:schemas-microsoft-com:office:office" xmlns:r="http://schemas.openxmlformats.org/officeDocument/2006/relationships" xmlns:m="http://schemas.openxmlformats.org/officeDocument/2006/math" xmlns:v="urn:schemas-microsoft-com:vml" xmlns:wp14="http://schemas.microsoft.com/office/word/2010/wordprocessingDrawing" xmlns:wp="http://schemas.openxmlformats.org/drawingml/2006/wordprocessingDrawing" xmlns:w10="urn:schemas-microsoft-com:office:word" xmlns:w="http://schemas.openxmlformats.org/wordprocessingml/2006/main" xmlns:w14="http://schemas.microsoft.com/office/word/2010/wordml" xmlns:w15="http://schemas.microsoft.com/office/word/2012/wordml" xmlns:w16cex="http://schemas.microsoft.com/office/word/2018/wordml/cex" xmlns:w16cid="http://schemas.microsoft.com/office/word/2016/wordml/cid" xmlns:w16="http://schemas.microsoft.com/office/word/2018/wordml" xmlns:w16sdtdh="http://schemas.microsoft.com/office/word/2020/wordml/sdtdatahash" xmlns:w16se="http://schemas.microsoft.com/office/word/2015/wordml/symex" xmlns:wpg="http://schemas.microsoft.com/office/word/2010/wordprocessingGroup" xmlns:wpi="http://schemas.microsoft.com/office/word/2010/wordprocessingInk" xmlns:wne="http://schemas.microsoft.com/office/word/2006/wordml" xmlns:wps="http://schemas.microsoft.com/office/word/2010/wordprocessingShape" mc:Ignorable="w14 w15 w16se w16cid w16 w16cex w16sdtdh wp14">
+<w:ftr xmlns:wpc="http://schemas.microsoft.com/office/word/2010/wordprocessingCanvas" xmlns:cx="http://schemas.microsoft.com/office/drawing/2014/chartex" xmlns:cx1="http://schemas.microsoft.com/office/drawing/2015/9/8/chartex" xmlns:cx2="http://schemas.microsoft.com/office/drawing/2015/10/21/chartex" xmlns:cx3="http://schemas.microsoft.com/office/drawing/2016/5/9/chartex" xmlns:cx4="http://schemas.microsoft.com/office/drawing/2016/5/10/chartex" xmlns:cx5="http://schemas.microsoft.com/office/drawing/2016/5/11/chartex" xmlns:cx6="http://schemas.microsoft.com/office/drawing/2016/5/12/chartex" xmlns:cx7="http://schemas.microsoft.com/office/drawing/2016/5/13/chartex" xmlns:cx8="http://schemas.microsoft.com/office/drawing/2016/5/14/chartex" xmlns:mc="http://schemas.openxmlformats.org/markup-compatibility/2006" xmlns:aink="http://schemas.microsoft.com/office/drawing/2016/ink" xmlns:am3d="http://schemas.microsoft.com/office/drawing/2017/model3d" xmlns:o="urn:schemas-microsoft-com:office:office" xmlns:oel="http://schemas.microsoft.com/office/2019/extlst" xmlns:r="http://schemas.openxmlformats.org/officeDocument/2006/relationships" xmlns:m="http://schemas.openxmlformats.org/officeDocument/2006/math" xmlns:v="urn:schemas-microsoft-com:vml" xmlns:wp14="http://schemas.microsoft.com/office/word/2010/wordprocessingDrawing" xmlns:wp="http://schemas.openxmlformats.org/drawingml/2006/wordprocessingDrawing" xmlns:w10="urn:schemas-microsoft-com:office:word" xmlns:w="http://schemas.openxmlformats.org/wordprocessingml/2006/main" xmlns:w14="http://schemas.microsoft.com/office/word/2010/wordml" xmlns:w15="http://schemas.microsoft.com/office/word/2012/wordml" xmlns:w16cex="http://schemas.microsoft.com/office/word/2018/wordml/cex" xmlns:w16cid="http://schemas.microsoft.com/office/word/2016/wordml/cid" xmlns:w16="http://schemas.microsoft.com/office/word/2018/wordml" xmlns:w16du="http://schemas.microsoft.com/office/word/2023/wordml/word16du" xmlns:w16sdtdh="http://schemas.microsoft.com/office/word/2020/wordml/sdtdatahash" xmlns:w16sdtfl="http://schemas.microsoft.com/office/word/2024/wordml/sdtformatlock" xmlns:w16se="http://schemas.microsoft.com/office/word/2015/wordml/symex" xmlns:wpg="http://schemas.microsoft.com/office/word/2010/wordprocessingGroup" xmlns:wpi="http://schemas.microsoft.com/office/word/2010/wordprocessingInk" xmlns:wne="http://schemas.microsoft.com/office/word/2006/wordml" xmlns:wps="http://schemas.microsoft.com/office/word/2010/wordprocessingShape" mc:Ignorable="w14 w15 w16se w16cid w16 w16cex w16sdtdh w16sdtfl w16du wp14">
   <w:p>
     <w:pPr>
       <w:pStyle w:val="Header"/>
@@ -16550,7 +16515,7 @@
 </file>
 
 <file path=word/footer4.xml><?xml version="1.0" encoding="utf-8"?>
-<w:ftr xmlns:wpc="http://schemas.microsoft.com/office/word/2010/wordprocessingCanvas" xmlns:cx="http://schemas.microsoft.com/office/drawing/2014/chartex" xmlns:cx1="http://schemas.microsoft.com/office/drawing/2015/9/8/chartex" xmlns:cx2="http://schemas.microsoft.com/office/drawing/2015/10/21/chartex" xmlns:cx3="http://schemas.microsoft.com/office/drawing/2016/5/9/chartex" xmlns:cx4="http://schemas.microsoft.com/office/drawing/2016/5/10/chartex" xmlns:cx5="http://schemas.microsoft.com/office/drawing/2016/5/11/chartex" xmlns:cx6="http://schemas.microsoft.com/office/drawing/2016/5/12/chartex" xmlns:cx7="http://schemas.microsoft.com/office/drawing/2016/5/13/chartex" xmlns:cx8="http://schemas.microsoft.com/office/drawing/2016/5/14/chartex" xmlns:mc="http://schemas.openxmlformats.org/markup-compatibility/2006" xmlns:aink="http://schemas.microsoft.com/office/drawing/2016/ink" xmlns:am3d="http://schemas.microsoft.com/office/drawing/2017/model3d" xmlns:o="urn:schemas-microsoft-com:office:office" xmlns:r="http://schemas.openxmlformats.org/officeDocument/2006/relationships" xmlns:m="http://schemas.openxmlformats.org/officeDocument/2006/math" xmlns:v="urn:schemas-microsoft-com:vml" xmlns:wp14="http://schemas.microsoft.com/office/word/2010/wordprocessingDrawing" xmlns:wp="http://schemas.openxmlformats.org/drawingml/2006/wordprocessingDrawing" xmlns:w10="urn:schemas-microsoft-com:office:word" xmlns:w="http://schemas.openxmlformats.org/wordprocessingml/2006/main" xmlns:w14="http://schemas.microsoft.com/office/word/2010/wordml" xmlns:w15="http://schemas.microsoft.com/office/word/2012/wordml" xmlns:w16cex="http://schemas.microsoft.com/office/word/2018/wordml/cex" xmlns:w16cid="http://schemas.microsoft.com/office/word/2016/wordml/cid" xmlns:w16="http://schemas.microsoft.com/office/word/2018/wordml" xmlns:w16sdtdh="http://schemas.microsoft.com/office/word/2020/wordml/sdtdatahash" xmlns:w16se="http://schemas.microsoft.com/office/word/2015/wordml/symex" xmlns:wpg="http://schemas.microsoft.com/office/word/2010/wordprocessingGroup" xmlns:wpi="http://schemas.microsoft.com/office/word/2010/wordprocessingInk" xmlns:wne="http://schemas.microsoft.com/office/word/2006/wordml" xmlns:wps="http://schemas.microsoft.com/office/word/2010/wordprocessingShape" mc:Ignorable="w14 w15 w16se w16cid w16 w16cex w16sdtdh wp14">
+<w:ftr xmlns:wpc="http://schemas.microsoft.com/office/word/2010/wordprocessingCanvas" xmlns:cx="http://schemas.microsoft.com/office/drawing/2014/chartex" xmlns:cx1="http://schemas.microsoft.com/office/drawing/2015/9/8/chartex" xmlns:cx2="http://schemas.microsoft.com/office/drawing/2015/10/21/chartex" xmlns:cx3="http://schemas.microsoft.com/office/drawing/2016/5/9/chartex" xmlns:cx4="http://schemas.microsoft.com/office/drawing/2016/5/10/chartex" xmlns:cx5="http://schemas.microsoft.com/office/drawing/2016/5/11/chartex" xmlns:cx6="http://schemas.microsoft.com/office/drawing/2016/5/12/chartex" xmlns:cx7="http://schemas.microsoft.com/office/drawing/2016/5/13/chartex" xmlns:cx8="http://schemas.microsoft.com/office/drawing/2016/5/14/chartex" xmlns:mc="http://schemas.openxmlformats.org/markup-compatibility/2006" xmlns:aink="http://schemas.microsoft.com/office/drawing/2016/ink" xmlns:am3d="http://schemas.microsoft.com/office/drawing/2017/model3d" xmlns:o="urn:schemas-microsoft-com:office:office" xmlns:oel="http://schemas.microsoft.com/office/2019/extlst" xmlns:r="http://schemas.openxmlformats.org/officeDocument/2006/relationships" xmlns:m="http://schemas.openxmlformats.org/officeDocument/2006/math" xmlns:v="urn:schemas-microsoft-com:vml" xmlns:wp14="http://schemas.microsoft.com/office/word/2010/wordprocessingDrawing" xmlns:wp="http://schemas.openxmlformats.org/drawingml/2006/wordprocessingDrawing" xmlns:w10="urn:schemas-microsoft-com:office:word" xmlns:w="http://schemas.openxmlformats.org/wordprocessingml/2006/main" xmlns:w14="http://schemas.microsoft.com/office/word/2010/wordml" xmlns:w15="http://schemas.microsoft.com/office/word/2012/wordml" xmlns:w16cex="http://schemas.microsoft.com/office/word/2018/wordml/cex" xmlns:w16cid="http://schemas.microsoft.com/office/word/2016/wordml/cid" xmlns:w16="http://schemas.microsoft.com/office/word/2018/wordml" xmlns:w16du="http://schemas.microsoft.com/office/word/2023/wordml/word16du" xmlns:w16sdtdh="http://schemas.microsoft.com/office/word/2020/wordml/sdtdatahash" xmlns:w16sdtfl="http://schemas.microsoft.com/office/word/2024/wordml/sdtformatlock" xmlns:w16se="http://schemas.microsoft.com/office/word/2015/wordml/symex" xmlns:wpg="http://schemas.microsoft.com/office/word/2010/wordprocessingGroup" xmlns:wpi="http://schemas.microsoft.com/office/word/2010/wordprocessingInk" xmlns:wne="http://schemas.microsoft.com/office/word/2006/wordml" xmlns:wps="http://schemas.microsoft.com/office/word/2010/wordprocessingShape" mc:Ignorable="w14 w15 w16se w16cid w16 w16cex w16sdtdh w16sdtfl w16du wp14">
   <w:p>
     <w:pPr>
       <w:pBdr>
@@ -16646,7 +16611,7 @@
               <v:stroke joinstyle="miter"/>
               <v:path gradientshapeok="t" o:connecttype="rect"/>
             </v:shapetype>
-            <v:shape id="Text Box 2" o:spid="_x0000_s1027" type="#_x0000_t202" style="position:absolute;left:0;text-align:left;margin-left:0;margin-top:0;width:5.45pt;height:13.8pt;z-index:251659776;visibility:visible;mso-wrap-style:none;mso-width-percent:0;mso-height-percent:0;mso-wrap-distance-left:9pt;mso-wrap-distance-top:0;mso-wrap-distance-right:9pt;mso-wrap-distance-bottom:0;mso-position-horizontal:center;mso-position-horizontal-relative:margin;mso-position-vertical:absolute;mso-position-vertical-relative:text;mso-width-percent:0;mso-height-percent:0;mso-width-relative:page;mso-height-relative:page;v-text-anchor:top" o:gfxdata="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" filled="f" stroked="f" strokeweight=".5pt">
+            <v:shape id="Text Box 2" o:spid="_x0000_s1027" type="#_x0000_t202" style="position:absolute;left:0;text-align:left;margin-left:0;margin-top:0;width:5.45pt;height:13.8pt;z-index:251659776;visibility:visible;mso-wrap-style:none;mso-width-percent:0;mso-height-percent:0;mso-wrap-distance-left:9pt;mso-wrap-distance-top:0;mso-wrap-distance-right:9pt;mso-wrap-distance-bottom:0;mso-position-horizontal:center;mso-position-horizontal-relative:margin;mso-position-vertical:absolute;mso-position-vertical-relative:text;mso-width-percent:0;mso-height-percent:0;mso-width-relative:page;mso-height-relative:page;v-text-anchor:top" o:gfxdata="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" filled="f" stroked="f" strokeweight=".5pt">
               <v:textbox style="mso-fit-shape-to-text:t" inset="0,0,0,0">
                 <w:txbxContent>
                   <w:p>
@@ -16685,6 +16650,16 @@
         <w:lang w:val="en-US"/>
       </w:rPr>
       <w:instrText xml:space="preserve"> HYPERLINK "https://creativecommons.org/licenses/by-sa/4.0/" </w:instrText>
+    </w:r>
+    <w:r>
+      <w:rPr>
+        <w:b/>
+        <w:bCs/>
+        <w:sz w:val="18"/>
+        <w:szCs w:val="18"/>
+        <w:u w:val="single"/>
+        <w:lang w:val="en-US"/>
+      </w:rPr>
     </w:r>
     <w:r>
       <w:rPr>
@@ -16778,7 +16753,7 @@
 </file>
 
 <file path=word/footnotes.xml><?xml version="1.0" encoding="utf-8"?>
-<w:footnotes xmlns:wpc="http://schemas.microsoft.com/office/word/2010/wordprocessingCanvas" xmlns:cx="http://schemas.microsoft.com/office/drawing/2014/chartex" xmlns:cx1="http://schemas.microsoft.com/office/drawing/2015/9/8/chartex" xmlns:cx2="http://schemas.microsoft.com/office/drawing/2015/10/21/chartex" xmlns:cx3="http://schemas.microsoft.com/office/drawing/2016/5/9/chartex" xmlns:cx4="http://schemas.microsoft.com/office/drawing/2016/5/10/chartex" xmlns:cx5="http://schemas.microsoft.com/office/drawing/2016/5/11/chartex" xmlns:cx6="http://schemas.microsoft.com/office/drawing/2016/5/12/chartex" xmlns:cx7="http://schemas.microsoft.com/office/drawing/2016/5/13/chartex" xmlns:cx8="http://schemas.microsoft.com/office/drawing/2016/5/14/chartex" xmlns:mc="http://schemas.openxmlformats.org/markup-compatibility/2006" xmlns:aink="http://schemas.microsoft.com/office/drawing/2016/ink" xmlns:am3d="http://schemas.microsoft.com/office/drawing/2017/model3d" xmlns:o="urn:schemas-microsoft-com:office:office" xmlns:r="http://schemas.openxmlformats.org/officeDocument/2006/relationships" xmlns:m="http://schemas.openxmlformats.org/officeDocument/2006/math" xmlns:v="urn:schemas-microsoft-com:vml" xmlns:wp14="http://schemas.microsoft.com/office/word/2010/wordprocessingDrawing" xmlns:wp="http://schemas.openxmlformats.org/drawingml/2006/wordprocessingDrawing" xmlns:w10="urn:schemas-microsoft-com:office:word" xmlns:w="http://schemas.openxmlformats.org/wordprocessingml/2006/main" xmlns:w14="http://schemas.microsoft.com/office/word/2010/wordml" xmlns:w15="http://schemas.microsoft.com/office/word/2012/wordml" xmlns:w16cex="http://schemas.microsoft.com/office/word/2018/wordml/cex" xmlns:w16cid="http://schemas.microsoft.com/office/word/2016/wordml/cid" xmlns:w16="http://schemas.microsoft.com/office/word/2018/wordml" xmlns:w16sdtdh="http://schemas.microsoft.com/office/word/2020/wordml/sdtdatahash" xmlns:w16se="http://schemas.microsoft.com/office/word/2015/wordml/symex" xmlns:wpg="http://schemas.microsoft.com/office/word/2010/wordprocessingGroup" xmlns:wpi="http://schemas.microsoft.com/office/word/2010/wordprocessingInk" xmlns:wne="http://schemas.microsoft.com/office/word/2006/wordml" xmlns:wps="http://schemas.microsoft.com/office/word/2010/wordprocessingShape" mc:Ignorable="w14 w15 w16se w16cid w16 w16cex w16sdtdh wp14">
+<w:footnotes xmlns:wpc="http://schemas.microsoft.com/office/word/2010/wordprocessingCanvas" xmlns:cx="http://schemas.microsoft.com/office/drawing/2014/chartex" xmlns:cx1="http://schemas.microsoft.com/office/drawing/2015/9/8/chartex" xmlns:cx2="http://schemas.microsoft.com/office/drawing/2015/10/21/chartex" xmlns:cx3="http://schemas.microsoft.com/office/drawing/2016/5/9/chartex" xmlns:cx4="http://schemas.microsoft.com/office/drawing/2016/5/10/chartex" xmlns:cx5="http://schemas.microsoft.com/office/drawing/2016/5/11/chartex" xmlns:cx6="http://schemas.microsoft.com/office/drawing/2016/5/12/chartex" xmlns:cx7="http://schemas.microsoft.com/office/drawing/2016/5/13/chartex" xmlns:cx8="http://schemas.microsoft.com/office/drawing/2016/5/14/chartex" xmlns:mc="http://schemas.openxmlformats.org/markup-compatibility/2006" xmlns:aink="http://schemas.microsoft.com/office/drawing/2016/ink" xmlns:am3d="http://schemas.microsoft.com/office/drawing/2017/model3d" xmlns:o="urn:schemas-microsoft-com:office:office" xmlns:oel="http://schemas.microsoft.com/office/2019/extlst" xmlns:r="http://schemas.openxmlformats.org/officeDocument/2006/relationships" xmlns:m="http://schemas.openxmlformats.org/officeDocument/2006/math" xmlns:v="urn:schemas-microsoft-com:vml" xmlns:wp14="http://schemas.microsoft.com/office/word/2010/wordprocessingDrawing" xmlns:wp="http://schemas.openxmlformats.org/drawingml/2006/wordprocessingDrawing" xmlns:w10="urn:schemas-microsoft-com:office:word" xmlns:w="http://schemas.openxmlformats.org/wordprocessingml/2006/main" xmlns:w14="http://schemas.microsoft.com/office/word/2010/wordml" xmlns:w15="http://schemas.microsoft.com/office/word/2012/wordml" xmlns:w16cex="http://schemas.microsoft.com/office/word/2018/wordml/cex" xmlns:w16cid="http://schemas.microsoft.com/office/word/2016/wordml/cid" xmlns:w16="http://schemas.microsoft.com/office/word/2018/wordml" xmlns:w16du="http://schemas.microsoft.com/office/word/2023/wordml/word16du" xmlns:w16sdtdh="http://schemas.microsoft.com/office/word/2020/wordml/sdtdatahash" xmlns:w16sdtfl="http://schemas.microsoft.com/office/word/2024/wordml/sdtformatlock" xmlns:w16se="http://schemas.microsoft.com/office/word/2015/wordml/symex" xmlns:wpg="http://schemas.microsoft.com/office/word/2010/wordprocessingGroup" xmlns:wpi="http://schemas.microsoft.com/office/word/2010/wordprocessingInk" xmlns:wne="http://schemas.microsoft.com/office/word/2006/wordml" xmlns:wps="http://schemas.microsoft.com/office/word/2010/wordprocessingShape" mc:Ignorable="w14 w15 w16se w16cid w16 w16cex w16sdtdh w16sdtfl w16du wp14">
   <w:footnote w:type="separator" w:id="-1">
     <w:p>
       <w:pPr>
@@ -16803,7 +16778,7 @@
 </file>
 
 <file path=word/header1.xml><?xml version="1.0" encoding="utf-8"?>
-<w:hdr xmlns:wpc="http://schemas.microsoft.com/office/word/2010/wordprocessingCanvas" xmlns:cx="http://schemas.microsoft.com/office/drawing/2014/chartex" xmlns:cx1="http://schemas.microsoft.com/office/drawing/2015/9/8/chartex" xmlns:cx2="http://schemas.microsoft.com/office/drawing/2015/10/21/chartex" xmlns:cx3="http://schemas.microsoft.com/office/drawing/2016/5/9/chartex" xmlns:cx4="http://schemas.microsoft.com/office/drawing/2016/5/10/chartex" xmlns:cx5="http://schemas.microsoft.com/office/drawing/2016/5/11/chartex" xmlns:cx6="http://schemas.microsoft.com/office/drawing/2016/5/12/chartex" xmlns:cx7="http://schemas.microsoft.com/office/drawing/2016/5/13/chartex" xmlns:cx8="http://schemas.microsoft.com/office/drawing/2016/5/14/chartex" xmlns:mc="http://schemas.openxmlformats.org/markup-compatibility/2006" xmlns:aink="http://schemas.microsoft.com/office/drawing/2016/ink" xmlns:am3d="http://schemas.microsoft.com/office/drawing/2017/model3d" xmlns:o="urn:schemas-microsoft-com:office:office" xmlns:r="http://schemas.openxmlformats.org/officeDocument/2006/relationships" xmlns:m="http://schemas.openxmlformats.org/officeDocument/2006/math" xmlns:v="urn:schemas-microsoft-com:vml" xmlns:wp14="http://schemas.microsoft.com/office/word/2010/wordprocessingDrawing" xmlns:wp="http://schemas.openxmlformats.org/drawingml/2006/wordprocessingDrawing" xmlns:w10="urn:schemas-microsoft-com:office:word" xmlns:w="http://schemas.openxmlformats.org/wordprocessingml/2006/main" xmlns:w14="http://schemas.microsoft.com/office/word/2010/wordml" xmlns:w15="http://schemas.microsoft.com/office/word/2012/wordml" xmlns:w16cex="http://schemas.microsoft.com/office/word/2018/wordml/cex" xmlns:w16cid="http://schemas.microsoft.com/office/word/2016/wordml/cid" xmlns:w16="http://schemas.microsoft.com/office/word/2018/wordml" xmlns:w16sdtdh="http://schemas.microsoft.com/office/word/2020/wordml/sdtdatahash" xmlns:w16se="http://schemas.microsoft.com/office/word/2015/wordml/symex" xmlns:wpg="http://schemas.microsoft.com/office/word/2010/wordprocessingGroup" xmlns:wpi="http://schemas.microsoft.com/office/word/2010/wordprocessingInk" xmlns:wne="http://schemas.microsoft.com/office/word/2006/wordml" xmlns:wps="http://schemas.microsoft.com/office/word/2010/wordprocessingShape" mc:Ignorable="w14 w15 w16se w16cid w16 w16cex w16sdtdh wp14">
+<w:hdr xmlns:wpc="http://schemas.microsoft.com/office/word/2010/wordprocessingCanvas" xmlns:cx="http://schemas.microsoft.com/office/drawing/2014/chartex" xmlns:cx1="http://schemas.microsoft.com/office/drawing/2015/9/8/chartex" xmlns:cx2="http://schemas.microsoft.com/office/drawing/2015/10/21/chartex" xmlns:cx3="http://schemas.microsoft.com/office/drawing/2016/5/9/chartex" xmlns:cx4="http://schemas.microsoft.com/office/drawing/2016/5/10/chartex" xmlns:cx5="http://schemas.microsoft.com/office/drawing/2016/5/11/chartex" xmlns:cx6="http://schemas.microsoft.com/office/drawing/2016/5/12/chartex" xmlns:cx7="http://schemas.microsoft.com/office/drawing/2016/5/13/chartex" xmlns:cx8="http://schemas.microsoft.com/office/drawing/2016/5/14/chartex" xmlns:mc="http://schemas.openxmlformats.org/markup-compatibility/2006" xmlns:aink="http://schemas.microsoft.com/office/drawing/2016/ink" xmlns:am3d="http://schemas.microsoft.com/office/drawing/2017/model3d" xmlns:o="urn:schemas-microsoft-com:office:office" xmlns:oel="http://schemas.microsoft.com/office/2019/extlst" xmlns:r="http://schemas.openxmlformats.org/officeDocument/2006/relationships" xmlns:m="http://schemas.openxmlformats.org/officeDocument/2006/math" xmlns:v="urn:schemas-microsoft-com:vml" xmlns:wp14="http://schemas.microsoft.com/office/word/2010/wordprocessingDrawing" xmlns:wp="http://schemas.openxmlformats.org/drawingml/2006/wordprocessingDrawing" xmlns:w10="urn:schemas-microsoft-com:office:word" xmlns:w="http://schemas.openxmlformats.org/wordprocessingml/2006/main" xmlns:w14="http://schemas.microsoft.com/office/word/2010/wordml" xmlns:w15="http://schemas.microsoft.com/office/word/2012/wordml" xmlns:w16cex="http://schemas.microsoft.com/office/word/2018/wordml/cex" xmlns:w16cid="http://schemas.microsoft.com/office/word/2016/wordml/cid" xmlns:w16="http://schemas.microsoft.com/office/word/2018/wordml" xmlns:w16du="http://schemas.microsoft.com/office/word/2023/wordml/word16du" xmlns:w16sdtdh="http://schemas.microsoft.com/office/word/2020/wordml/sdtdatahash" xmlns:w16sdtfl="http://schemas.microsoft.com/office/word/2024/wordml/sdtformatlock" xmlns:w16se="http://schemas.microsoft.com/office/word/2015/wordml/symex" xmlns:wpg="http://schemas.microsoft.com/office/word/2010/wordprocessingGroup" xmlns:wpi="http://schemas.microsoft.com/office/word/2010/wordprocessingInk" xmlns:wne="http://schemas.microsoft.com/office/word/2006/wordml" xmlns:wps="http://schemas.microsoft.com/office/word/2010/wordprocessingShape" mc:Ignorable="w14 w15 w16se w16cid w16 w16cex w16sdtdh w16sdtfl w16du wp14">
   <w:p>
     <w:pPr>
       <w:pStyle w:val="Header"/>
@@ -17071,7 +17046,7 @@
 </file>
 
 <file path=word/header2.xml><?xml version="1.0" encoding="utf-8"?>
-<w:hdr xmlns:wpc="http://schemas.microsoft.com/office/word/2010/wordprocessingCanvas" xmlns:cx="http://schemas.microsoft.com/office/drawing/2014/chartex" xmlns:cx1="http://schemas.microsoft.com/office/drawing/2015/9/8/chartex" xmlns:cx2="http://schemas.microsoft.com/office/drawing/2015/10/21/chartex" xmlns:cx3="http://schemas.microsoft.com/office/drawing/2016/5/9/chartex" xmlns:cx4="http://schemas.microsoft.com/office/drawing/2016/5/10/chartex" xmlns:cx5="http://schemas.microsoft.com/office/drawing/2016/5/11/chartex" xmlns:cx6="http://schemas.microsoft.com/office/drawing/2016/5/12/chartex" xmlns:cx7="http://schemas.microsoft.com/office/drawing/2016/5/13/chartex" xmlns:cx8="http://schemas.microsoft.com/office/drawing/2016/5/14/chartex" xmlns:mc="http://schemas.openxmlformats.org/markup-compatibility/2006" xmlns:aink="http://schemas.microsoft.com/office/drawing/2016/ink" xmlns:am3d="http://schemas.microsoft.com/office/drawing/2017/model3d" xmlns:o="urn:schemas-microsoft-com:office:office" xmlns:r="http://schemas.openxmlformats.org/officeDocument/2006/relationships" xmlns:m="http://schemas.openxmlformats.org/officeDocument/2006/math" xmlns:v="urn:schemas-microsoft-com:vml" xmlns:wp14="http://schemas.microsoft.com/office/word/2010/wordprocessingDrawing" xmlns:wp="http://schemas.openxmlformats.org/drawingml/2006/wordprocessingDrawing" xmlns:w10="urn:schemas-microsoft-com:office:word" xmlns:w="http://schemas.openxmlformats.org/wordprocessingml/2006/main" xmlns:w14="http://schemas.microsoft.com/office/word/2010/wordml" xmlns:w15="http://schemas.microsoft.com/office/word/2012/wordml" xmlns:w16cex="http://schemas.microsoft.com/office/word/2018/wordml/cex" xmlns:w16cid="http://schemas.microsoft.com/office/word/2016/wordml/cid" xmlns:w16="http://schemas.microsoft.com/office/word/2018/wordml" xmlns:w16sdtdh="http://schemas.microsoft.com/office/word/2020/wordml/sdtdatahash" xmlns:w16se="http://schemas.microsoft.com/office/word/2015/wordml/symex" xmlns:wpg="http://schemas.microsoft.com/office/word/2010/wordprocessingGroup" xmlns:wpi="http://schemas.microsoft.com/office/word/2010/wordprocessingInk" xmlns:wne="http://schemas.microsoft.com/office/word/2006/wordml" xmlns:wps="http://schemas.microsoft.com/office/word/2010/wordprocessingShape" mc:Ignorable="w14 w15 w16se w16cid w16 w16cex w16sdtdh wp14">
+<w:hdr xmlns:wpc="http://schemas.microsoft.com/office/word/2010/wordprocessingCanvas" xmlns:cx="http://schemas.microsoft.com/office/drawing/2014/chartex" xmlns:cx1="http://schemas.microsoft.com/office/drawing/2015/9/8/chartex" xmlns:cx2="http://schemas.microsoft.com/office/drawing/2015/10/21/chartex" xmlns:cx3="http://schemas.microsoft.com/office/drawing/2016/5/9/chartex" xmlns:cx4="http://schemas.microsoft.com/office/drawing/2016/5/10/chartex" xmlns:cx5="http://schemas.microsoft.com/office/drawing/2016/5/11/chartex" xmlns:cx6="http://schemas.microsoft.com/office/drawing/2016/5/12/chartex" xmlns:cx7="http://schemas.microsoft.com/office/drawing/2016/5/13/chartex" xmlns:cx8="http://schemas.microsoft.com/office/drawing/2016/5/14/chartex" xmlns:mc="http://schemas.openxmlformats.org/markup-compatibility/2006" xmlns:aink="http://schemas.microsoft.com/office/drawing/2016/ink" xmlns:am3d="http://schemas.microsoft.com/office/drawing/2017/model3d" xmlns:o="urn:schemas-microsoft-com:office:office" xmlns:oel="http://schemas.microsoft.com/office/2019/extlst" xmlns:r="http://schemas.openxmlformats.org/officeDocument/2006/relationships" xmlns:m="http://schemas.openxmlformats.org/officeDocument/2006/math" xmlns:v="urn:schemas-microsoft-com:vml" xmlns:wp14="http://schemas.microsoft.com/office/word/2010/wordprocessingDrawing" xmlns:wp="http://schemas.openxmlformats.org/drawingml/2006/wordprocessingDrawing" xmlns:w10="urn:schemas-microsoft-com:office:word" xmlns:w="http://schemas.openxmlformats.org/wordprocessingml/2006/main" xmlns:w14="http://schemas.microsoft.com/office/word/2010/wordml" xmlns:w15="http://schemas.microsoft.com/office/word/2012/wordml" xmlns:w16cex="http://schemas.microsoft.com/office/word/2018/wordml/cex" xmlns:w16cid="http://schemas.microsoft.com/office/word/2016/wordml/cid" xmlns:w16="http://schemas.microsoft.com/office/word/2018/wordml" xmlns:w16du="http://schemas.microsoft.com/office/word/2023/wordml/word16du" xmlns:w16sdtdh="http://schemas.microsoft.com/office/word/2020/wordml/sdtdatahash" xmlns:w16sdtfl="http://schemas.microsoft.com/office/word/2024/wordml/sdtformatlock" xmlns:w16se="http://schemas.microsoft.com/office/word/2015/wordml/symex" xmlns:wpg="http://schemas.microsoft.com/office/word/2010/wordprocessingGroup" xmlns:wpi="http://schemas.microsoft.com/office/word/2010/wordprocessingInk" xmlns:wne="http://schemas.microsoft.com/office/word/2006/wordml" xmlns:wps="http://schemas.microsoft.com/office/word/2010/wordprocessingShape" mc:Ignorable="w14 w15 w16se w16cid w16 w16cex w16sdtdh w16sdtfl w16du wp14">
   <w:p>
     <w:pPr>
       <w:pStyle w:val="Header"/>
@@ -17110,19 +17085,8 @@
         <w:szCs w:val="18"/>
         <w:lang w:val="en-US"/>
       </w:rPr>
-      <w:t xml:space="preserve"> </w:t>
+      <w:t xml:space="preserve"> Artikel</w:t>
     </w:r>
-    <w:proofErr w:type="spellStart"/>
-    <w:r>
-      <w:rPr>
-        <w:bCs/>
-        <w:sz w:val="18"/>
-        <w:szCs w:val="18"/>
-        <w:lang w:val="en-US"/>
-      </w:rPr>
-      <w:t>Artikel</w:t>
-    </w:r>
-    <w:proofErr w:type="spellEnd"/>
     <w:r>
       <w:rPr>
         <w:bCs/>
@@ -17347,7 +17311,7 @@
 </file>
 
 <file path=word/header3.xml><?xml version="1.0" encoding="utf-8"?>
-<w:hdr xmlns:wpc="http://schemas.microsoft.com/office/word/2010/wordprocessingCanvas" xmlns:cx="http://schemas.microsoft.com/office/drawing/2014/chartex" xmlns:cx1="http://schemas.microsoft.com/office/drawing/2015/9/8/chartex" xmlns:cx2="http://schemas.microsoft.com/office/drawing/2015/10/21/chartex" xmlns:cx3="http://schemas.microsoft.com/office/drawing/2016/5/9/chartex" xmlns:cx4="http://schemas.microsoft.com/office/drawing/2016/5/10/chartex" xmlns:cx5="http://schemas.microsoft.com/office/drawing/2016/5/11/chartex" xmlns:cx6="http://schemas.microsoft.com/office/drawing/2016/5/12/chartex" xmlns:cx7="http://schemas.microsoft.com/office/drawing/2016/5/13/chartex" xmlns:cx8="http://schemas.microsoft.com/office/drawing/2016/5/14/chartex" xmlns:mc="http://schemas.openxmlformats.org/markup-compatibility/2006" xmlns:aink="http://schemas.microsoft.com/office/drawing/2016/ink" xmlns:am3d="http://schemas.microsoft.com/office/drawing/2017/model3d" xmlns:o="urn:schemas-microsoft-com:office:office" xmlns:r="http://schemas.openxmlformats.org/officeDocument/2006/relationships" xmlns:m="http://schemas.openxmlformats.org/officeDocument/2006/math" xmlns:v="urn:schemas-microsoft-com:vml" xmlns:wp14="http://schemas.microsoft.com/office/word/2010/wordprocessingDrawing" xmlns:wp="http://schemas.openxmlformats.org/drawingml/2006/wordprocessingDrawing" xmlns:w10="urn:schemas-microsoft-com:office:word" xmlns:w="http://schemas.openxmlformats.org/wordprocessingml/2006/main" xmlns:w14="http://schemas.microsoft.com/office/word/2010/wordml" xmlns:w15="http://schemas.microsoft.com/office/word/2012/wordml" xmlns:w16cex="http://schemas.microsoft.com/office/word/2018/wordml/cex" xmlns:w16cid="http://schemas.microsoft.com/office/word/2016/wordml/cid" xmlns:w16="http://schemas.microsoft.com/office/word/2018/wordml" xmlns:w16sdtdh="http://schemas.microsoft.com/office/word/2020/wordml/sdtdatahash" xmlns:w16se="http://schemas.microsoft.com/office/word/2015/wordml/symex" xmlns:wpg="http://schemas.microsoft.com/office/word/2010/wordprocessingGroup" xmlns:wpi="http://schemas.microsoft.com/office/word/2010/wordprocessingInk" xmlns:wne="http://schemas.microsoft.com/office/word/2006/wordml" xmlns:wps="http://schemas.microsoft.com/office/word/2010/wordprocessingShape" mc:Ignorable="w14 w15 w16se w16cid w16 w16cex w16sdtdh wp14">
+<w:hdr xmlns:wpc="http://schemas.microsoft.com/office/word/2010/wordprocessingCanvas" xmlns:cx="http://schemas.microsoft.com/office/drawing/2014/chartex" xmlns:cx1="http://schemas.microsoft.com/office/drawing/2015/9/8/chartex" xmlns:cx2="http://schemas.microsoft.com/office/drawing/2015/10/21/chartex" xmlns:cx3="http://schemas.microsoft.com/office/drawing/2016/5/9/chartex" xmlns:cx4="http://schemas.microsoft.com/office/drawing/2016/5/10/chartex" xmlns:cx5="http://schemas.microsoft.com/office/drawing/2016/5/11/chartex" xmlns:cx6="http://schemas.microsoft.com/office/drawing/2016/5/12/chartex" xmlns:cx7="http://schemas.microsoft.com/office/drawing/2016/5/13/chartex" xmlns:cx8="http://schemas.microsoft.com/office/drawing/2016/5/14/chartex" xmlns:mc="http://schemas.openxmlformats.org/markup-compatibility/2006" xmlns:aink="http://schemas.microsoft.com/office/drawing/2016/ink" xmlns:am3d="http://schemas.microsoft.com/office/drawing/2017/model3d" xmlns:o="urn:schemas-microsoft-com:office:office" xmlns:oel="http://schemas.microsoft.com/office/2019/extlst" xmlns:r="http://schemas.openxmlformats.org/officeDocument/2006/relationships" xmlns:m="http://schemas.openxmlformats.org/officeDocument/2006/math" xmlns:v="urn:schemas-microsoft-com:vml" xmlns:wp14="http://schemas.microsoft.com/office/word/2010/wordprocessingDrawing" xmlns:wp="http://schemas.openxmlformats.org/drawingml/2006/wordprocessingDrawing" xmlns:w10="urn:schemas-microsoft-com:office:word" xmlns:w="http://schemas.openxmlformats.org/wordprocessingml/2006/main" xmlns:w14="http://schemas.microsoft.com/office/word/2010/wordml" xmlns:w15="http://schemas.microsoft.com/office/word/2012/wordml" xmlns:w16cex="http://schemas.microsoft.com/office/word/2018/wordml/cex" xmlns:w16cid="http://schemas.microsoft.com/office/word/2016/wordml/cid" xmlns:w16="http://schemas.microsoft.com/office/word/2018/wordml" xmlns:w16du="http://schemas.microsoft.com/office/word/2023/wordml/word16du" xmlns:w16sdtdh="http://schemas.microsoft.com/office/word/2020/wordml/sdtdatahash" xmlns:w16sdtfl="http://schemas.microsoft.com/office/word/2024/wordml/sdtformatlock" xmlns:w16se="http://schemas.microsoft.com/office/word/2015/wordml/symex" xmlns:wpg="http://schemas.microsoft.com/office/word/2010/wordprocessingGroup" xmlns:wpi="http://schemas.microsoft.com/office/word/2010/wordprocessingInk" xmlns:wne="http://schemas.microsoft.com/office/word/2006/wordml" xmlns:wps="http://schemas.microsoft.com/office/word/2010/wordprocessingShape" mc:Ignorable="w14 w15 w16se w16cid w16 w16cex w16sdtdh w16sdtfl w16du wp14">
   <w:tbl>
     <w:tblPr>
       <w:tblStyle w:val="TableGrid"/>
@@ -17469,31 +17433,7 @@
               <w:szCs w:val="24"/>
               <w:lang w:val="en-US"/>
             </w:rPr>
-            <w:t xml:space="preserve"> X, </w:t>
-          </w:r>
-          <w:proofErr w:type="spellStart"/>
-          <w:r>
-            <w:rPr>
-              <w:rFonts w:ascii="Agency FB" w:hAnsi="Agency FB"/>
-              <w:b/>
-              <w:bCs/>
-              <w:color w:val="0070C0"/>
-              <w:szCs w:val="24"/>
-              <w:lang w:val="en-US"/>
-            </w:rPr>
-            <w:t>Bulan</w:t>
-          </w:r>
-          <w:proofErr w:type="spellEnd"/>
-          <w:r>
-            <w:rPr>
-              <w:rFonts w:ascii="Agency FB" w:hAnsi="Agency FB"/>
-              <w:b/>
-              <w:bCs/>
-              <w:color w:val="0070C0"/>
-              <w:szCs w:val="24"/>
-              <w:lang w:val="en-US"/>
-            </w:rPr>
-            <w:t xml:space="preserve">, </w:t>
+            <w:t xml:space="preserve"> X, Bulan, </w:t>
           </w:r>
           <w:proofErr w:type="spellStart"/>
           <w:r>
@@ -17575,27 +17515,7 @@
               <w:szCs w:val="24"/>
               <w:lang w:val="en-US"/>
             </w:rPr>
-            <w:t xml:space="preserve">: Program </w:t>
-          </w:r>
-          <w:proofErr w:type="spellStart"/>
-          <w:r>
-            <w:rPr>
-              <w:rFonts w:ascii="Agency FB" w:hAnsi="Agency FB"/>
-              <w:color w:val="0070C0"/>
-              <w:szCs w:val="24"/>
-              <w:lang w:val="en-US"/>
-            </w:rPr>
-            <w:t>Studi</w:t>
-          </w:r>
-          <w:proofErr w:type="spellEnd"/>
-          <w:r>
-            <w:rPr>
-              <w:rFonts w:ascii="Agency FB" w:hAnsi="Agency FB"/>
-              <w:color w:val="0070C0"/>
-              <w:szCs w:val="24"/>
-              <w:lang w:val="en-US"/>
-            </w:rPr>
-            <w:t xml:space="preserve"> Teknik </w:t>
+            <w:t xml:space="preserve">: Program Studi Teknik </w:t>
           </w:r>
           <w:proofErr w:type="spellStart"/>
           <w:r>
@@ -17723,7 +17643,7 @@
 </file>
 
 <file path=word/numbering.xml><?xml version="1.0" encoding="utf-8"?>
-<w:numbering xmlns:wpc="http://schemas.microsoft.com/office/word/2010/wordprocessingCanvas" xmlns:cx="http://schemas.microsoft.com/office/drawing/2014/chartex" xmlns:cx1="http://schemas.microsoft.com/office/drawing/2015/9/8/chartex" xmlns:cx2="http://schemas.microsoft.com/office/drawing/2015/10/21/chartex" xmlns:cx3="http://schemas.microsoft.com/office/drawing/2016/5/9/chartex" xmlns:cx4="http://schemas.microsoft.com/office/drawing/2016/5/10/chartex" xmlns:cx5="http://schemas.microsoft.com/office/drawing/2016/5/11/chartex" xmlns:cx6="http://schemas.microsoft.com/office/drawing/2016/5/12/chartex" xmlns:cx7="http://schemas.microsoft.com/office/drawing/2016/5/13/chartex" xmlns:cx8="http://schemas.microsoft.com/office/drawing/2016/5/14/chartex" xmlns:mc="http://schemas.openxmlformats.org/markup-compatibility/2006" xmlns:aink="http://schemas.microsoft.com/office/drawing/2016/ink" xmlns:am3d="http://schemas.microsoft.com/office/drawing/2017/model3d" xmlns:o="urn:schemas-microsoft-com:office:office" xmlns:r="http://schemas.openxmlformats.org/officeDocument/2006/relationships" xmlns:m="http://schemas.openxmlformats.org/officeDocument/2006/math" xmlns:v="urn:schemas-microsoft-com:vml" xmlns:wp14="http://schemas.microsoft.com/office/word/2010/wordprocessingDrawing" xmlns:wp="http://schemas.openxmlformats.org/drawingml/2006/wordprocessingDrawing" xmlns:w10="urn:schemas-microsoft-com:office:word" xmlns:w="http://schemas.openxmlformats.org/wordprocessingml/2006/main" xmlns:w14="http://schemas.microsoft.com/office/word/2010/wordml" xmlns:w15="http://schemas.microsoft.com/office/word/2012/wordml" xmlns:w16cex="http://schemas.microsoft.com/office/word/2018/wordml/cex" xmlns:w16cid="http://schemas.microsoft.com/office/word/2016/wordml/cid" xmlns:w16="http://schemas.microsoft.com/office/word/2018/wordml" xmlns:w16sdtdh="http://schemas.microsoft.com/office/word/2020/wordml/sdtdatahash" xmlns:w16se="http://schemas.microsoft.com/office/word/2015/wordml/symex" xmlns:wpg="http://schemas.microsoft.com/office/word/2010/wordprocessingGroup" xmlns:wpi="http://schemas.microsoft.com/office/word/2010/wordprocessingInk" xmlns:wne="http://schemas.microsoft.com/office/word/2006/wordml" xmlns:wps="http://schemas.microsoft.com/office/word/2010/wordprocessingShape" mc:Ignorable="w14 w15 w16se w16cid w16 w16cex w16sdtdh wp14">
+<w:numbering xmlns:wpc="http://schemas.microsoft.com/office/word/2010/wordprocessingCanvas" xmlns:cx="http://schemas.microsoft.com/office/drawing/2014/chartex" xmlns:cx1="http://schemas.microsoft.com/office/drawing/2015/9/8/chartex" xmlns:cx2="http://schemas.microsoft.com/office/drawing/2015/10/21/chartex" xmlns:cx3="http://schemas.microsoft.com/office/drawing/2016/5/9/chartex" xmlns:cx4="http://schemas.microsoft.com/office/drawing/2016/5/10/chartex" xmlns:cx5="http://schemas.microsoft.com/office/drawing/2016/5/11/chartex" xmlns:cx6="http://schemas.microsoft.com/office/drawing/2016/5/12/chartex" xmlns:cx7="http://schemas.microsoft.com/office/drawing/2016/5/13/chartex" xmlns:cx8="http://schemas.microsoft.com/office/drawing/2016/5/14/chartex" xmlns:mc="http://schemas.openxmlformats.org/markup-compatibility/2006" xmlns:aink="http://schemas.microsoft.com/office/drawing/2016/ink" xmlns:am3d="http://schemas.microsoft.com/office/drawing/2017/model3d" xmlns:o="urn:schemas-microsoft-com:office:office" xmlns:oel="http://schemas.microsoft.com/office/2019/extlst" xmlns:r="http://schemas.openxmlformats.org/officeDocument/2006/relationships" xmlns:m="http://schemas.openxmlformats.org/officeDocument/2006/math" xmlns:v="urn:schemas-microsoft-com:vml" xmlns:wp14="http://schemas.microsoft.com/office/word/2010/wordprocessingDrawing" xmlns:wp="http://schemas.openxmlformats.org/drawingml/2006/wordprocessingDrawing" xmlns:w10="urn:schemas-microsoft-com:office:word" xmlns:w="http://schemas.openxmlformats.org/wordprocessingml/2006/main" xmlns:w14="http://schemas.microsoft.com/office/word/2010/wordml" xmlns:w15="http://schemas.microsoft.com/office/word/2012/wordml" xmlns:w16cex="http://schemas.microsoft.com/office/word/2018/wordml/cex" xmlns:w16cid="http://schemas.microsoft.com/office/word/2016/wordml/cid" xmlns:w16="http://schemas.microsoft.com/office/word/2018/wordml" xmlns:w16du="http://schemas.microsoft.com/office/word/2023/wordml/word16du" xmlns:w16sdtdh="http://schemas.microsoft.com/office/word/2020/wordml/sdtdatahash" xmlns:w16sdtfl="http://schemas.microsoft.com/office/word/2024/wordml/sdtformatlock" xmlns:w16se="http://schemas.microsoft.com/office/word/2015/wordml/symex" xmlns:wpg="http://schemas.microsoft.com/office/word/2010/wordprocessingGroup" xmlns:wpi="http://schemas.microsoft.com/office/word/2010/wordprocessingInk" xmlns:wne="http://schemas.microsoft.com/office/word/2006/wordml" xmlns:wps="http://schemas.microsoft.com/office/word/2010/wordprocessingShape" mc:Ignorable="w14 w15 w16se w16cid w16 w16cex w16sdtdh w16sdtfl w16du wp14">
   <w:abstractNum w:abstractNumId="0" w15:restartNumberingAfterBreak="0">
     <w:nsid w:val="037D12E9"/>
     <w:multiLevelType w:val="hybridMultilevel"/>
@@ -20712,70 +20632,70 @@
       </w:pPr>
     </w:lvl>
   </w:abstractNum>
-  <w:num w:numId="1">
+  <w:num w:numId="1" w16cid:durableId="1845900721">
     <w:abstractNumId w:val="3"/>
   </w:num>
-  <w:num w:numId="2">
+  <w:num w:numId="2" w16cid:durableId="2120568761">
     <w:abstractNumId w:val="12"/>
   </w:num>
-  <w:num w:numId="3">
+  <w:num w:numId="3" w16cid:durableId="42557087">
     <w:abstractNumId w:val="11"/>
   </w:num>
-  <w:num w:numId="4">
+  <w:num w:numId="4" w16cid:durableId="1851680516">
     <w:abstractNumId w:val="29"/>
   </w:num>
-  <w:num w:numId="5">
+  <w:num w:numId="5" w16cid:durableId="397482626">
     <w:abstractNumId w:val="8"/>
   </w:num>
-  <w:num w:numId="6">
+  <w:num w:numId="6" w16cid:durableId="1082066966">
     <w:abstractNumId w:val="21"/>
   </w:num>
-  <w:num w:numId="7">
+  <w:num w:numId="7" w16cid:durableId="114370466">
     <w:abstractNumId w:val="6"/>
   </w:num>
-  <w:num w:numId="8">
+  <w:num w:numId="8" w16cid:durableId="1558470044">
     <w:abstractNumId w:val="25"/>
   </w:num>
-  <w:num w:numId="9">
+  <w:num w:numId="9" w16cid:durableId="1397629353">
     <w:abstractNumId w:val="13"/>
   </w:num>
-  <w:num w:numId="10">
+  <w:num w:numId="10" w16cid:durableId="1203832620">
     <w:abstractNumId w:val="23"/>
   </w:num>
-  <w:num w:numId="11">
+  <w:num w:numId="11" w16cid:durableId="1886987676">
     <w:abstractNumId w:val="2"/>
   </w:num>
-  <w:num w:numId="12">
+  <w:num w:numId="12" w16cid:durableId="171651804">
     <w:abstractNumId w:val="19"/>
   </w:num>
-  <w:num w:numId="13">
+  <w:num w:numId="13" w16cid:durableId="577248264">
     <w:abstractNumId w:val="6"/>
   </w:num>
-  <w:num w:numId="14">
+  <w:num w:numId="14" w16cid:durableId="1786998946">
     <w:abstractNumId w:val="16"/>
   </w:num>
-  <w:num w:numId="15">
+  <w:num w:numId="15" w16cid:durableId="29038417">
     <w:abstractNumId w:val="6"/>
   </w:num>
-  <w:num w:numId="16">
+  <w:num w:numId="16" w16cid:durableId="1721632787">
     <w:abstractNumId w:val="17"/>
   </w:num>
-  <w:num w:numId="17">
+  <w:num w:numId="17" w16cid:durableId="474838201">
     <w:abstractNumId w:val="26"/>
   </w:num>
-  <w:num w:numId="18">
+  <w:num w:numId="18" w16cid:durableId="684554214">
     <w:abstractNumId w:val="6"/>
   </w:num>
-  <w:num w:numId="19">
+  <w:num w:numId="19" w16cid:durableId="147982828">
     <w:abstractNumId w:val="7"/>
   </w:num>
-  <w:num w:numId="20">
+  <w:num w:numId="20" w16cid:durableId="968588836">
     <w:abstractNumId w:val="9"/>
   </w:num>
-  <w:num w:numId="21">
+  <w:num w:numId="21" w16cid:durableId="1430007203">
     <w:abstractNumId w:val="31"/>
   </w:num>
-  <w:num w:numId="22">
+  <w:num w:numId="22" w16cid:durableId="2016956039">
     <w:abstractNumId w:val="20"/>
     <w:lvlOverride w:ilvl="0">
       <w:startOverride w:val="1"/>
@@ -20805,13 +20725,13 @@
       <w:startOverride w:val="1"/>
     </w:lvlOverride>
   </w:num>
-  <w:num w:numId="23">
+  <w:num w:numId="23" w16cid:durableId="1220553130">
     <w:abstractNumId w:val="6"/>
   </w:num>
-  <w:num w:numId="24">
+  <w:num w:numId="24" w16cid:durableId="541404892">
     <w:abstractNumId w:val="0"/>
   </w:num>
-  <w:num w:numId="25">
+  <w:num w:numId="25" w16cid:durableId="1682588832">
     <w:abstractNumId w:val="30"/>
     <w:lvlOverride w:ilvl="0">
       <w:startOverride w:val="1"/>
@@ -20841,31 +20761,31 @@
       <w:startOverride w:val="1"/>
     </w:lvlOverride>
   </w:num>
-  <w:num w:numId="26">
+  <w:num w:numId="26" w16cid:durableId="2038040123">
     <w:abstractNumId w:val="15"/>
   </w:num>
-  <w:num w:numId="27">
+  <w:num w:numId="27" w16cid:durableId="1969703938">
     <w:abstractNumId w:val="4"/>
   </w:num>
-  <w:num w:numId="28">
+  <w:num w:numId="28" w16cid:durableId="90975530">
     <w:abstractNumId w:val="14"/>
   </w:num>
-  <w:num w:numId="29">
+  <w:num w:numId="29" w16cid:durableId="2083869709">
     <w:abstractNumId w:val="27"/>
   </w:num>
-  <w:num w:numId="30">
+  <w:num w:numId="30" w16cid:durableId="799617298">
     <w:abstractNumId w:val="24"/>
   </w:num>
-  <w:num w:numId="31">
+  <w:num w:numId="31" w16cid:durableId="1022510374">
     <w:abstractNumId w:val="28"/>
   </w:num>
-  <w:num w:numId="32">
+  <w:num w:numId="32" w16cid:durableId="310213592">
     <w:abstractNumId w:val="22"/>
   </w:num>
-  <w:num w:numId="33">
+  <w:num w:numId="33" w16cid:durableId="1023627038">
     <w:abstractNumId w:val="10"/>
   </w:num>
-  <w:num w:numId="34">
+  <w:num w:numId="34" w16cid:durableId="1258754167">
     <w:abstractNumId w:val="1"/>
     <w:lvlOverride w:ilvl="0">
       <w:startOverride w:val="1"/>
@@ -20895,7 +20815,7 @@
       <w:startOverride w:val="1"/>
     </w:lvlOverride>
   </w:num>
-  <w:num w:numId="35">
+  <w:num w:numId="35" w16cid:durableId="2096780319">
     <w:abstractNumId w:val="5"/>
     <w:lvlOverride w:ilvl="0">
       <w:startOverride w:val="1"/>
@@ -20925,14 +20845,14 @@
       <w:startOverride w:val="1"/>
     </w:lvlOverride>
   </w:num>
-  <w:num w:numId="36">
+  <w:num w:numId="36" w16cid:durableId="1758012779">
     <w:abstractNumId w:val="18"/>
   </w:num>
 </w:numbering>
 </file>
 
 <file path=word/styles.xml><?xml version="1.0" encoding="utf-8"?>
-<w:styles xmlns:mc="http://schemas.openxmlformats.org/markup-compatibility/2006" xmlns:r="http://schemas.openxmlformats.org/officeDocument/2006/relationships" xmlns:w="http://schemas.openxmlformats.org/wordprocessingml/2006/main" xmlns:w14="http://schemas.microsoft.com/office/word/2010/wordml" xmlns:w15="http://schemas.microsoft.com/office/word/2012/wordml" xmlns:w16cex="http://schemas.microsoft.com/office/word/2018/wordml/cex" xmlns:w16cid="http://schemas.microsoft.com/office/word/2016/wordml/cid" xmlns:w16="http://schemas.microsoft.com/office/word/2018/wordml" xmlns:w16sdtdh="http://schemas.microsoft.com/office/word/2020/wordml/sdtdatahash" xmlns:w16se="http://schemas.microsoft.com/office/word/2015/wordml/symex" mc:Ignorable="w14 w15 w16se w16cid w16 w16cex w16sdtdh">
+<w:styles xmlns:mc="http://schemas.openxmlformats.org/markup-compatibility/2006" xmlns:r="http://schemas.openxmlformats.org/officeDocument/2006/relationships" xmlns:w="http://schemas.openxmlformats.org/wordprocessingml/2006/main" xmlns:w14="http://schemas.microsoft.com/office/word/2010/wordml" xmlns:w15="http://schemas.microsoft.com/office/word/2012/wordml" xmlns:w16cex="http://schemas.microsoft.com/office/word/2018/wordml/cex" xmlns:w16cid="http://schemas.microsoft.com/office/word/2016/wordml/cid" xmlns:w16="http://schemas.microsoft.com/office/word/2018/wordml" xmlns:w16du="http://schemas.microsoft.com/office/word/2023/wordml/word16du" xmlns:w16sdtdh="http://schemas.microsoft.com/office/word/2020/wordml/sdtdatahash" xmlns:w16sdtfl="http://schemas.microsoft.com/office/word/2024/wordml/sdtformatlock" xmlns:w16se="http://schemas.microsoft.com/office/word/2015/wordml/symex" mc:Ignorable="w14 w15 w16se w16cid w16 w16cex w16sdtdh w16sdtfl w16du">
   <w:docDefaults>
     <w:rPrDefault>
       <w:rPr>
@@ -22977,6 +22897,7 @@
     </c:plotArea>
     <c:plotVisOnly val="1"/>
     <c:dispBlanksAs val="gap"/>
+    <c:showDLblsOverMax val="0"/>
     <c:extLst>
       <c:ext xmlns:c16r3="http://schemas.microsoft.com/office/drawing/2017/03/chart" uri="{56B9EC1D-385E-4148-901F-78D8002777C0}">
         <c16r3:dataDisplayOptions16>
@@ -22984,7 +22905,6 @@
         </c16r3:dataDisplayOptions16>
       </c:ext>
     </c:extLst>
-    <c:showDLblsOverMax val="0"/>
   </c:chart>
   <c:spPr>
     <a:solidFill>
